--- a/outputs/final_report.docx
+++ b/outputs/final_report.docx
@@ -2,13 +2,13 @@
 <file path=word/document.xml><?xml version="1.0" encoding="utf-8"?>
 <w:document xmlns:w="http://schemas.openxmlformats.org/wordprocessingml/2006/main" xmlns:m="http://schemas.openxmlformats.org/officeDocument/2006/math" xmlns:r="http://schemas.openxmlformats.org/officeDocument/2006/relationships" xmlns:o="urn:schemas-microsoft-com:office:office" xmlns:v="urn:schemas-microsoft-com:vml" xmlns:w10="urn:schemas-microsoft-com:office:word" xmlns:a="http://schemas.openxmlformats.org/drawingml/2006/main" xmlns:pic="http://schemas.openxmlformats.org/drawingml/2006/picture" xmlns:wp="http://schemas.openxmlformats.org/drawingml/2006/wordprocessingDrawing">
   <w:body>
-    <w:bookmarkStart w:id="15" w:name="test-an-introductory-overview"/>
+    <w:bookmarkStart w:id="27" w:name="introduction-to-testing"/>
     <w:p>
       <w:pPr>
         <w:pStyle w:val="Heading1"/>
       </w:pPr>
       <w:r>
-        <w:t xml:space="preserve">Test: An Introductory Overview</w:t>
+        <w:t xml:space="preserve">Introduction to Testing</w:t>
       </w:r>
     </w:p>
     <w:p>
@@ -16,19 +16,140 @@
         <w:pStyle w:val="FirstParagraph"/>
       </w:pPr>
       <w:r>
-        <w:t xml:space="preserve">This report delves into the critical process of</w:t>
+        <w:t xml:space="preserve">Software testing is a critical process in software development, ensuring that applications function as intended and meet user requirements. This report explores various aspects of testing, from the methodologies used to the metrics that gauge success. By understanding these principles, developers and testers can improve software quality, reduce defects, and ultimately deliver more reliable products.</w:t>
+      </w:r>
+    </w:p>
+    <w:p>
+      <w:pPr>
+        <w:pStyle w:val="BodyText"/>
+      </w:pPr>
+      <w:r>
+        <w:t xml:space="preserve">The following sections will delve into software testing methodologies like Waterfall, Agile, and DevOps, and also examine specific test case design techniques such as Equivalence Partitioning and Boundary Value Analysis. Furthermore, it will cover test automation frameworks, and the importance of software testing metrics and KPIs.</w:t>
+      </w:r>
+    </w:p>
+    <w:bookmarkStart w:id="21" w:name="X131f1cd47790ce591cdce242e9d70bcf21ca5a8"/>
+    <w:p>
+      <w:pPr>
+        <w:pStyle w:val="Heading2"/>
+      </w:pPr>
+      <w:r>
+        <w:t xml:space="preserve">Overview of Software Testing Methodologies</w:t>
+      </w:r>
+    </w:p>
+    <w:p>
+      <w:pPr>
+        <w:pStyle w:val="FirstParagraph"/>
+      </w:pPr>
+      <w:r>
+        <w:t xml:space="preserve">Software testing methodologies vary, each with unique strengths. The Waterfall model is a traditional, linear approach, ideal for projects with well-defined requirements and minimal changes [1, 4]. It involves distinct phases like analysis, design, and testing, with each phase needing to be completed before moving to the next [1, 5]. Agile methodologies, in contrast, emphasize iterative development and flexibility [1, 2]. Scrum and Kanban are popular Agile frameworks [1, 2, 4]. Scrum uses short iterations (sprints) with frequent feedback, while Kanban focuses on visualizing workflow and limiting work in progress [2, 4]. DevOps integrates development and operations, promoting collaboration and automation for faster, more reliable releases [1, 4].</w:t>
+      </w:r>
+    </w:p>
+    <w:bookmarkStart w:id="20" w:name="sources"/>
+    <w:p>
+      <w:pPr>
+        <w:pStyle w:val="Heading3"/>
+      </w:pPr>
+      <w:r>
+        <w:t xml:space="preserve">Sources</w:t>
+      </w:r>
+    </w:p>
+    <w:p>
+      <w:pPr>
+        <w:pStyle w:val="FirstParagraph"/>
+      </w:pPr>
+      <w:r>
+        <w:t xml:space="preserve">[1] Comparing Waterfall vs. Agile vs. DevOps methodologies: https://www.techtarget.com/searchsoftwarequality/opinion/DevOps-vs-waterfall-Can-they-coexist</w:t>
       </w:r>
       <w:r>
         <w:t xml:space="preserve"> </w:t>
       </w:r>
       <w:r>
-        <w:t xml:space="preserve">“test,”</w:t>
+        <w:t xml:space="preserve">[2] Full Comparison: Agile vs Scrum vs Waterfall vs Kanban - Smartsheet: https://www.smartsheet.com/agile-vs-scrum-vs-waterfall-vs-kanban</w:t>
       </w:r>
       <w:r>
         <w:t xml:space="preserve"> </w:t>
       </w:r>
       <w:r>
-        <w:t xml:space="preserve">examining its fundamental concepts, methodologies, and widespread applications. The core of testing revolves around evaluating something to determine its effectiveness, with a focus on software products. The primary goal is to ensure software quality, identify defects, and meet user expectations.</w:t>
+        <w:t xml:space="preserve">[4] Waterfall vs Agile vs DevOps Methodologies Comparison for 2025: https://www.veritis.com/blog/waterfall-vs-agile-vs-devops-which-production-method-should-you-take/</w:t>
+      </w:r>
+      <w:r>
+        <w:t xml:space="preserve"> </w:t>
+      </w:r>
+      <w:r>
+        <w:t xml:space="preserve">[5] Agile, Scrum and Waterfall Software Development: What’s the Difference?: https://synoptek.com/insights/it-blogs/agile-scrum-waterfall-software-development-difference/</w:t>
+      </w:r>
+    </w:p>
+    <w:bookmarkEnd w:id="20"/>
+    <w:bookmarkEnd w:id="21"/>
+    <w:bookmarkStart w:id="23" w:name="test-case-design-techniques"/>
+    <w:p>
+      <w:pPr>
+        <w:pStyle w:val="Heading2"/>
+      </w:pPr>
+      <w:r>
+        <w:t xml:space="preserve">Test Case Design Techniques</w:t>
+      </w:r>
+    </w:p>
+    <w:p>
+      <w:pPr>
+        <w:pStyle w:val="FirstParagraph"/>
+      </w:pPr>
+      <w:r>
+        <w:t xml:space="preserve">Testing techniques are used to improve the quality and effectiveness of software projects [1]. Equivalence Partitioning and Boundary Value Analysis are two such techniques [1, 4]. Equivalence Partitioning divides input data into classes, assuming that all values within a class will be treated the same [3, 4]. This reduces the number of test cases needed [3]. Boundary Value Analysis focuses on testing the boundaries of these classes, using values just inside and outside the valid ranges [1, 5]. Both techniques are used to minimize testing efforts while maximizing coverage [5]. Decision Table Testing is another black box testing technique [1].</w:t>
+      </w:r>
+    </w:p>
+    <w:bookmarkStart w:id="22" w:name="sources-1"/>
+    <w:p>
+      <w:pPr>
+        <w:pStyle w:val="Heading3"/>
+      </w:pPr>
+      <w:r>
+        <w:t xml:space="preserve">Sources</w:t>
+      </w:r>
+    </w:p>
+    <w:p>
+      <w:pPr>
+        <w:pStyle w:val="FirstParagraph"/>
+      </w:pPr>
+      <w:r>
+        <w:t xml:space="preserve">[1] Boundary Value Analysis and Equivalence Partitioning with Examples: https://www.tutorialspoint.com/boundary-value-analysis-and-equivalence-partitioning-with-examples</w:t>
+      </w:r>
+      <w:r>
+        <w:t xml:space="preserve"> </w:t>
+      </w:r>
+      <w:r>
+        <w:t xml:space="preserve">[3] Equivalence Partitioning - A Black Box Testing Technique - Tools QA: https://www.toolsqa.com/software-testing/istqb/equivalence-partitioning/</w:t>
+      </w:r>
+      <w:r>
+        <w:t xml:space="preserve"> </w:t>
+      </w:r>
+      <w:r>
+        <w:t xml:space="preserve">[4] Boundary Value Analysis and Equivalence Class Partitioning With Simple …: https://www.softwaretestingclass.com/boundary-value-analysis-and-equivalence-class-partitioning-with-simple-example/</w:t>
+      </w:r>
+      <w:r>
+        <w:t xml:space="preserve"> </w:t>
+      </w:r>
+      <w:r>
+        <w:t xml:space="preserve">[5] Boundary Value Analysis vs Equivalence Partitioning - GeeksforGeeks: https://www.geeksforgeeks.org/software-testing/software-testing-boundary-value-analysis-vs-equivalence-partitioning/</w:t>
+      </w:r>
+    </w:p>
+    <w:bookmarkEnd w:id="22"/>
+    <w:bookmarkEnd w:id="23"/>
+    <w:bookmarkStart w:id="24" w:name="test-automation-frameworks"/>
+    <w:p>
+      <w:pPr>
+        <w:pStyle w:val="Heading2"/>
+      </w:pPr>
+      <w:r>
+        <w:t xml:space="preserve">Test Automation Frameworks</w:t>
+      </w:r>
+    </w:p>
+    <w:p>
+      <w:pPr>
+        <w:pStyle w:val="FirstParagraph"/>
+      </w:pPr>
+      <w:r>
+        <w:t xml:space="preserve">Test automation frameworks are crucial for efficient software testing. They provide a structured approach, including guidelines for test case creation and design [14]. These frameworks help organize tests, improve accuracy, and reduce maintenance costs [5, 12]. They also help in identifying and arranging objects for reuse in test scripts, performing actions on these objects, and evaluating the expected outcomes [14].</w:t>
       </w:r>
     </w:p>
     <w:p>
@@ -36,28 +157,111 @@
         <w:pStyle w:val="BodyText"/>
       </w:pPr>
       <w:r>
-        <w:t xml:space="preserve">The following sections will explore various testing methodologies, including black box, white box, and grey box testing, and their respective strengths. Furthermore, the report will highlight the importance of testing in software development, emphasizing its role in ensuring functionality, user satisfaction, and data security.</w:t>
-      </w:r>
-    </w:p>
-    <w:bookmarkStart w:id="10" w:name="understanding-core-test-concepts"/>
+        <w:t xml:space="preserve">Common types include Linear Scripting, Modular, Data-Driven, Keyword-Driven, and Hybrid frameworks, each with unique advantages [5, 14]. The choice of framework should be based on project needs, team skills, and the specific application being tested [10]. Automation frameworks contribute to faster testing, better resource allocation, and increased test coverage [13].</w:t>
+      </w:r>
+      <w:r>
+        <w:t xml:space="preserve"> </w:t>
+      </w:r>
+      <w:r>
+        <w:t xml:space="preserve">### Sources</w:t>
+      </w:r>
+      <w:r>
+        <w:t xml:space="preserve"> </w:t>
+      </w:r>
+      <w:r>
+        <w:t xml:space="preserve">[1] Test Automation Frameworks – Why, Types, Benefits, Approach - TestingXperts: https://www.testingxperts.com/blog/test-automation-frameworks/</w:t>
+      </w:r>
+      <w:r>
+        <w:t xml:space="preserve"> </w:t>
+      </w:r>
+      <w:r>
+        <w:t xml:space="preserve">[2] Test Automation Framework | Definition, Types &amp; Advantages - ArtOfTesting: https://artoftesting.com/test-automation-framework</w:t>
+      </w:r>
+      <w:r>
+        <w:t xml:space="preserve"> </w:t>
+      </w:r>
+      <w:r>
+        <w:t xml:space="preserve">[3] Why Do We Use Frameworks in Test Automation? | Belitsoft: https://belitsoft.com/software-testing-services/automation-testing/test-automation-frameworks</w:t>
+      </w:r>
+      <w:r>
+        <w:t xml:space="preserve"> </w:t>
+      </w:r>
+      <w:r>
+        <w:t xml:space="preserve">[4] 10 Most Popular Test Automation Frameworks – The 2025 Guide - LoadFocus: https://loadfocus.com/blog/comparisons/test-automation-frameworks/</w:t>
+      </w:r>
+      <w:r>
+        <w:t xml:space="preserve"> </w:t>
+      </w:r>
+      <w:r>
+        <w:t xml:space="preserve">[5] Test Automation Frameworks — Types, Advantages and Disadvantages - Medium: https://medium.com/</w:t>
+      </w:r>
+      <w:r>
+        <w:t xml:space="preserve">@imtiyazsyed2194/test-automation-frameworks-e493a7964367</w:t>
+      </w:r>
+    </w:p>
+    <w:bookmarkEnd w:id="24"/>
+    <w:bookmarkStart w:id="26" w:name="software-testing-metrics-and-kpis"/>
     <w:p>
       <w:pPr>
         <w:pStyle w:val="Heading2"/>
       </w:pPr>
       <w:r>
-        <w:t xml:space="preserve">Understanding Core</w:t>
+        <w:t xml:space="preserve">Software Testing Metrics and KPIs</w:t>
+      </w:r>
+    </w:p>
+    <w:p>
+      <w:pPr>
+        <w:pStyle w:val="FirstParagraph"/>
+      </w:pPr>
+      <w:r>
+        <w:t xml:space="preserve">Test metrics and Key Performance Indicators (KPIs) are crucial for assessing and enhancing the software testing process [1]. These metrics, also known as software test measurements, provide insights into the efficiency, quality, and progress of testing efforts [1, 5]. KPIs are specific, measurable values used to gauge the effectiveness of the testing process in meeting business objectives [1]. By implementing and analyzing these metrics, teams can identify areas for improvement, allocate resources effectively, and ensure the delivery of high-quality software [3, 4, 5].</w:t>
+      </w:r>
+    </w:p>
+    <w:bookmarkStart w:id="25" w:name="sources-2"/>
+    <w:p>
+      <w:pPr>
+        <w:pStyle w:val="Heading3"/>
+      </w:pPr>
+      <w:r>
+        <w:t xml:space="preserve">Sources</w:t>
+      </w:r>
+    </w:p>
+    <w:p>
+      <w:pPr>
+        <w:pStyle w:val="FirstParagraph"/>
+      </w:pPr>
+      <w:r>
+        <w:t xml:space="preserve">[1] Top 34 Software Testing Metrics and KPIs - ThinkSys Inc.: https://thinksys.com/qa-testing/software-testing-metrics-kpis/</w:t>
       </w:r>
       <w:r>
         <w:t xml:space="preserve"> </w:t>
       </w:r>
       <w:r>
-        <w:t xml:space="preserve">‘Test’</w:t>
+        <w:t xml:space="preserve">[3] Software Testing Metrics and KPIs: https://swtestacademy.com/software-testing-metrics-kpi/</w:t>
       </w:r>
       <w:r>
         <w:t xml:space="preserve"> </w:t>
       </w:r>
       <w:r>
-        <w:t xml:space="preserve">Concepts</w:t>
+        <w:t xml:space="preserve">[4] What Are the Kpis of Software Testing and QA Metrics? - Testsigma: https://testsigma.com/blog/what-are-the-kpis-of-software-testing-and-qa-testsigma/</w:t>
+      </w:r>
+      <w:r>
+        <w:t xml:space="preserve"> </w:t>
+      </w:r>
+      <w:r>
+        <w:t xml:space="preserve">[5] Software Testing Metrics, its Types and Example: https://www.geeksforgeeks.org/software-testing/software-testing-metrics-its-types-and-example/</w:t>
+      </w:r>
+    </w:p>
+    <w:bookmarkEnd w:id="25"/>
+    <w:bookmarkEnd w:id="26"/>
+    <w:bookmarkEnd w:id="27"/>
+    <w:bookmarkStart w:id="29" w:name="software-testing-report"/>
+    <w:p>
+      <w:pPr>
+        <w:pStyle w:val="Heading1"/>
+      </w:pPr>
+      <w:r>
+        <w:t xml:space="preserve">Software Testing Report</w:t>
       </w:r>
     </w:p>
     <w:p>
@@ -65,16 +269,16 @@
         <w:pStyle w:val="FirstParagraph"/>
       </w:pPr>
       <w:r>
-        <w:t xml:space="preserve">Testing, at its core, is a process of evaluation used to determine the effectiveness of something [1]. In software engineering, testing is a systematic process of analyzing a software product to determine if it meets specified requirements and identifies defects [1, 4]. This process involves examining the software’s functionality to ensure it behaves as expected and meets the needs of the end-users [4, 8]. The primary goal is to identify errors, gaps, or missing requirements before the software is released to the users [2, 4]. This helps in delivering a high-quality product that satisfies customer expectations [4].</w:t>
-      </w:r>
-    </w:p>
-    <w:bookmarkStart w:id="9" w:name="sources"/>
-    <w:p>
-      <w:pPr>
-        <w:pStyle w:val="Heading3"/>
-      </w:pPr>
-      <w:r>
-        <w:t xml:space="preserve">Sources</w:t>
+        <w:t xml:space="preserve">This report explores the critical role of software testing in the development lifecycle. The primary motivation is to highlight effective strategies and frameworks that ensure software quality and reliability. We’ll delve into various testing methodologies, from traditional Waterfall to modern Agile approaches, examining their strengths and weaknesses. Furthermore, the report will cover test case design techniques, test automation frameworks, and essential software testing metrics. The goal is to provide a comprehensive overview of best practices, enabling developers and testers to deliver high-quality software efficiently.</w:t>
+      </w:r>
+    </w:p>
+    <w:bookmarkStart w:id="28" w:name="conclusion"/>
+    <w:p>
+      <w:pPr>
+        <w:pStyle w:val="Heading2"/>
+      </w:pPr>
+      <w:r>
+        <w:t xml:space="preserve">Conclusion</w:t>
       </w:r>
     </w:p>
     <w:p>
@@ -82,168 +286,7 @@
         <w:pStyle w:val="FirstParagraph"/>
       </w:pPr>
       <w:r>
-        <w:t xml:space="preserve">[1] Software Testing - Definition, Types, Methods, Approaches: https://www.softwaretestingmaterial.com/software-testing/</w:t>
-      </w:r>
-      <w:r>
-        <w:t xml:space="preserve"> </w:t>
-      </w:r>
-      <w:r>
-        <w:t xml:space="preserve">[2] What is Software Testing? Definition, Types and Importance - TechTarget: https://www.techtarget.com/whatis/definition/software-testing</w:t>
-      </w:r>
-      <w:r>
-        <w:t xml:space="preserve"> </w:t>
-      </w:r>
-      <w:r>
-        <w:t xml:space="preserve">[4] What is Software Testing? - Guru99: https://www.guru99.com/software-testing-introduction-importance.html</w:t>
-      </w:r>
-      <w:r>
-        <w:t xml:space="preserve"> </w:t>
-      </w:r>
-      <w:r>
-        <w:t xml:space="preserve">[8] 30+ Types of Software Testing That Every QA Should Know - TestGrid: https://testgrid.io/blog/types-of-software-testing/</w:t>
-      </w:r>
-    </w:p>
-    <w:bookmarkEnd w:id="9"/>
-    <w:bookmarkEnd w:id="10"/>
-    <w:bookmarkStart w:id="12" w:name="testing-methodologies"/>
-    <w:p>
-      <w:pPr>
-        <w:pStyle w:val="Heading2"/>
-      </w:pPr>
-      <w:r>
-        <w:t xml:space="preserve">Testing Methodologies</w:t>
-      </w:r>
-    </w:p>
-    <w:p>
-      <w:pPr>
-        <w:pStyle w:val="FirstParagraph"/>
-      </w:pPr>
-      <w:r>
-        <w:t xml:space="preserve">Software testing employs various methodologies, including black box, white box, and grey box testing [1, 2, 3, 4]. Black box testing focuses on the software’s functionality from a user’s perspective, without knowledge of its internal structure [1, 2, 4]. White box testing examines the internal code structure and logic, requiring strong programming skills [1, 2, 4]. Grey box testing combines elements of both, using partial knowledge of the internal workings and focusing on functional specifications and interfaces [1, 2, 4]. Each approach has its strengths and weaknesses, and successful testing strategies often combine all three [1, 4].</w:t>
-      </w:r>
-    </w:p>
-    <w:bookmarkStart w:id="11" w:name="sources-1"/>
-    <w:p>
-      <w:pPr>
-        <w:pStyle w:val="Heading3"/>
-      </w:pPr>
-      <w:r>
-        <w:t xml:space="preserve">Sources</w:t>
-      </w:r>
-    </w:p>
-    <w:p>
-      <w:pPr>
-        <w:pStyle w:val="FirstParagraph"/>
-      </w:pPr>
-      <w:r>
-        <w:t xml:space="preserve">[1] White Box vs Black Box vs Grey Box Testing: How They Differ: https://www.testdevlab.com/blog/white-box-vs-black-box-vs-gray-box-testing</w:t>
-      </w:r>
-      <w:r>
-        <w:t xml:space="preserve"> </w:t>
-      </w:r>
-      <w:r>
-        <w:t xml:space="preserve">[2] Difference between Black Box and White and Grey Box Testing: https://www.geeksforgeeks.org/difference-between-black-box-vs-white-vs-grey-box-testing/</w:t>
-      </w:r>
-      <w:r>
-        <w:t xml:space="preserve"> </w:t>
-      </w:r>
-      <w:r>
-        <w:t xml:space="preserve">[3] Understanding Black Box, White Box, and Grey Box Testing in Software …: https://www.frugaltesting.com/blog/understanding-black-box-white-box-and-grey-box-testing-in-software-testing</w:t>
-      </w:r>
-      <w:r>
-        <w:t xml:space="preserve"> </w:t>
-      </w:r>
-      <w:r>
-        <w:t xml:space="preserve">[4] Telling Testing Methods Apart — Black-box, White-box, Grey-box: https://medium.com/softwaretestingdaily/telling-testing-methods-apart-black-box-white-box-grey-box-c9b33e9f6e0e</w:t>
-      </w:r>
-    </w:p>
-    <w:bookmarkEnd w:id="11"/>
-    <w:bookmarkEnd w:id="12"/>
-    <w:bookmarkStart w:id="14" w:name="applications-and-importance-of-testing"/>
-    <w:p>
-      <w:pPr>
-        <w:pStyle w:val="Heading2"/>
-      </w:pPr>
-      <w:r>
-        <w:t xml:space="preserve">Applications and Importance of Testing</w:t>
-      </w:r>
-    </w:p>
-    <w:p>
-      <w:pPr>
-        <w:pStyle w:val="FirstParagraph"/>
-      </w:pPr>
-      <w:r>
-        <w:t xml:space="preserve">Testing is crucial in software development to ensure applications function correctly, meet user needs, and are free of bugs [2, 3]. It helps verify that software meets specifications and identifies defects early in the development lifecycle, reducing costs [2, 3, 5]. Testing also improves user experience, builds brand reputation, and protects data security [3, 5]. By identifying and resolving issues before release, testing ensures software reliability and enhances the development process [2, 3]. Thorough testing is essential for complex systems, ensuring they meet compliance needs and provide value to end-users [5].</w:t>
-      </w:r>
-    </w:p>
-    <w:bookmarkStart w:id="13" w:name="sources-2"/>
-    <w:p>
-      <w:pPr>
-        <w:pStyle w:val="Heading3"/>
-      </w:pPr>
-      <w:r>
-        <w:t xml:space="preserve">Sources</w:t>
-      </w:r>
-    </w:p>
-    <w:p>
-      <w:pPr>
-        <w:pStyle w:val="FirstParagraph"/>
-      </w:pPr>
-      <w:r>
-        <w:t xml:space="preserve">[2] Why Software Testing is Important? - GeeksforGeeks: https://www.geeksforgeeks.org/software-testing/why-software-testing-is-important/</w:t>
-      </w:r>
-      <w:r>
-        <w:t xml:space="preserve"> </w:t>
-      </w:r>
-      <w:r>
-        <w:t xml:space="preserve">[3] 11 Reasons Why Software Testing is Important: https://www.globalapptesting.com/blog/why-software-testing-is-important</w:t>
-      </w:r>
-      <w:r>
-        <w:t xml:space="preserve"> </w:t>
-      </w:r>
-      <w:r>
-        <w:t xml:space="preserve">[5] The Importance of Software Testing: https://www.computer.org/resources/importance-of-software-testing</w:t>
-      </w:r>
-    </w:p>
-    <w:bookmarkEnd w:id="13"/>
-    <w:bookmarkEnd w:id="14"/>
-    <w:bookmarkEnd w:id="15"/>
-    <w:bookmarkStart w:id="17" w:name="test-report"/>
-    <w:p>
-      <w:pPr>
-        <w:pStyle w:val="Heading1"/>
-      </w:pPr>
-      <w:r>
-        <w:t xml:space="preserve">Test Report</w:t>
-      </w:r>
-    </w:p>
-    <w:p>
-      <w:pPr>
-        <w:pStyle w:val="FirstParagraph"/>
-      </w:pPr>
-      <w:r>
-        <w:t xml:space="preserve">This report delves into the critical process of</w:t>
-      </w:r>
-      <w:r>
-        <w:t xml:space="preserve"> </w:t>
-      </w:r>
-      <w:r>
-        <w:t xml:space="preserve">‘test’</w:t>
-      </w:r>
-      <w:r>
-        <w:t xml:space="preserve">, examining its fundamental principles, diverse methodologies, and widespread applications. The core motivation is to understand how testing ensures quality and reliability. We will explore core concepts, including what constitutes a</w:t>
-      </w:r>
-      <w:r>
-        <w:t xml:space="preserve"> </w:t>
-      </w:r>
-      <w:r>
-        <w:t xml:space="preserve">‘test’</w:t>
-      </w:r>
-      <w:r>
-        <w:t xml:space="preserve"> </w:t>
-      </w:r>
-      <w:r>
-        <w:t xml:space="preserve">and its primary objectives.</w:t>
+        <w:t xml:space="preserve">This report has underscored the importance of rigorous software testing across various methodologies. We’ve examined testing techniques like Equivalence Partitioning and Boundary Value Analysis, which improve test coverage and reduce effort. Automation frameworks, offering structured approaches to test case creation and design, were also discussed. These frameworks enhance efficiency and reduce maintenance costs. Crucially, the report highlighted the significance of test metrics and KPIs in assessing and improving the testing process.</w:t>
       </w:r>
     </w:p>
     <w:p>
@@ -251,56 +294,130 @@
         <w:pStyle w:val="BodyText"/>
       </w:pPr>
       <w:r>
-        <w:t xml:space="preserve">The report then examines various testing methodologies, contrasting approaches such as black box, white box, and grey box testing. Finally, we’ll highlight the importance of testing across different contexts, emphasizing its role in software development, user experience, and overall product success.</w:t>
-      </w:r>
-    </w:p>
-    <w:bookmarkStart w:id="16" w:name="conclusion"/>
-    <w:p>
-      <w:pPr>
-        <w:pStyle w:val="Heading2"/>
-      </w:pPr>
-      <w:r>
-        <w:t xml:space="preserve">Conclusion</w:t>
-      </w:r>
-    </w:p>
-    <w:p>
-      <w:pPr>
-        <w:pStyle w:val="FirstParagraph"/>
-      </w:pPr>
-      <w:r>
-        <w:t xml:space="preserve">This report has illuminated the crucial role of</w:t>
-      </w:r>
-      <w:r>
-        <w:t xml:space="preserve"> </w:t>
-      </w:r>
-      <w:r>
-        <w:t xml:space="preserve">‘test’</w:t>
-      </w:r>
-      <w:r>
-        <w:t xml:space="preserve"> </w:t>
-      </w:r>
-      <w:r>
-        <w:t xml:space="preserve">in ensuring product quality and user satisfaction. We established that testing is a process of evaluation to determine effectiveness, with software testing specifically aiming to identify defects and ensure requirements are met [1, 4]. We explored methodologies, differentiating between black box, white box, and grey box testing, each offering unique strengths [1, 2, 4].</w:t>
-      </w:r>
-    </w:p>
+        <w:t xml:space="preserve">The following table summarizes the key advantages of different testing methodologies:</w:t>
+      </w:r>
+    </w:p>
+    <w:tbl>
+      <w:tblPr>
+        <w:tblStyle w:val="Table"/>
+        <w:tblW w:type="pct" w:w="5000"/>
+        <w:tblLayout w:type="fixed"/>
+        <w:tblLook w:firstRow="1" w:lastRow="0" w:firstColumn="0" w:lastColumn="0" w:noHBand="0" w:noVBand="0" w:val="0020"/>
+      </w:tblPr>
+      <w:tblGrid>
+        <w:gridCol w:w="1060"/>
+        <w:gridCol w:w="6859"/>
+      </w:tblGrid>
+      <w:tr>
+        <w:trPr>
+          <w:tblHeader w:val="on"/>
+        </w:trPr>
+        <w:tc>
+          <w:tcPr/>
+          <w:p>
+            <w:pPr>
+              <w:pStyle w:val="Compact"/>
+            </w:pPr>
+            <w:r>
+              <w:t xml:space="preserve">Methodology</w:t>
+            </w:r>
+          </w:p>
+        </w:tc>
+        <w:tc>
+          <w:tcPr/>
+          <w:p>
+            <w:pPr>
+              <w:pStyle w:val="Compact"/>
+            </w:pPr>
+            <w:r>
+              <w:t xml:space="preserve">Advantages</w:t>
+            </w:r>
+          </w:p>
+        </w:tc>
+      </w:tr>
+      <w:tr>
+        <w:tc>
+          <w:tcPr/>
+          <w:p>
+            <w:pPr>
+              <w:pStyle w:val="Compact"/>
+            </w:pPr>
+            <w:r>
+              <w:t xml:space="preserve">Waterfall</w:t>
+            </w:r>
+          </w:p>
+        </w:tc>
+        <w:tc>
+          <w:tcPr/>
+          <w:p>
+            <w:pPr>
+              <w:pStyle w:val="Compact"/>
+            </w:pPr>
+            <w:r>
+              <w:t xml:space="preserve">Well-defined requirements, suitable for projects with minimal changes.</w:t>
+            </w:r>
+          </w:p>
+        </w:tc>
+      </w:tr>
+      <w:tr>
+        <w:tc>
+          <w:tcPr/>
+          <w:p>
+            <w:pPr>
+              <w:pStyle w:val="Compact"/>
+            </w:pPr>
+            <w:r>
+              <w:t xml:space="preserve">Agile</w:t>
+            </w:r>
+          </w:p>
+        </w:tc>
+        <w:tc>
+          <w:tcPr/>
+          <w:p>
+            <w:pPr>
+              <w:pStyle w:val="Compact"/>
+            </w:pPr>
+            <w:r>
+              <w:t xml:space="preserve">Iterative, flexible, and adaptable to changing requirements; promotes frequent feedback.</w:t>
+            </w:r>
+          </w:p>
+        </w:tc>
+      </w:tr>
+      <w:tr>
+        <w:tc>
+          <w:tcPr/>
+          <w:p>
+            <w:pPr>
+              <w:pStyle w:val="Compact"/>
+            </w:pPr>
+            <w:r>
+              <w:t xml:space="preserve">DevOps</w:t>
+            </w:r>
+          </w:p>
+        </w:tc>
+        <w:tc>
+          <w:tcPr/>
+          <w:p>
+            <w:pPr>
+              <w:pStyle w:val="Compact"/>
+            </w:pPr>
+            <w:r>
+              <w:t xml:space="preserve">Integrates development and operations; promotes collaboration and automation for faster releases.</w:t>
+            </w:r>
+          </w:p>
+        </w:tc>
+      </w:tr>
+    </w:tbl>
     <w:p>
       <w:pPr>
         <w:pStyle w:val="BodyText"/>
       </w:pPr>
       <w:r>
-        <w:t xml:space="preserve">The importance of testing is clear, particularly in software development, where it reduces costs, enhances user experience, and protects data security [2, 3, 5]. Thorough testing is essential for complex systems, ensuring compliance and value.</w:t>
-      </w:r>
-    </w:p>
-    <w:p>
-      <w:pPr>
-        <w:pStyle w:val="BodyText"/>
-      </w:pPr>
-      <w:r>
-        <w:t xml:space="preserve">This report underscores the necessity of integrating comprehensive testing strategies early and continuously throughout any development lifecycle. Future work could explore the implementation of automated testing tools and the evolving landscape of testing in emerging technologies.</w:t>
-      </w:r>
-    </w:p>
-    <w:bookmarkEnd w:id="16"/>
-    <w:bookmarkEnd w:id="17"/>
+        <w:t xml:space="preserve">Effective testing, coupled with the strategic use of metrics, is vital for delivering high-quality software. Future steps include implementing these strategies to enhance software quality and reliability.</w:t>
+      </w:r>
+    </w:p>
+    <w:bookmarkEnd w:id="28"/>
+    <w:bookmarkEnd w:id="29"/>
     <w:sectPr>
       <w:footnotePr>
         <w:numRestart w:val="eachSect"/>
@@ -477,6 +594,8 @@
     </w:pPr>
     <w:rPr>
       <w:rFonts w:asciiTheme="majorHAnsi" w:cstheme="majorBidi" w:eastAsiaTheme="majorEastAsia" w:hAnsiTheme="majorHAnsi"/>
+      <w:spacing w:val="-10"/>
+      <w:kern w:val="28"/>
       <w:sz w:val="56"/>
       <w:szCs w:val="56"/>
     </w:rPr>
@@ -489,6 +608,8 @@
     <w:rsid w:val="00A10FD9"/>
     <w:rPr>
       <w:rFonts w:asciiTheme="majorHAnsi" w:cstheme="majorBidi" w:eastAsiaTheme="majorEastAsia" w:hAnsiTheme="majorHAnsi"/>
+      <w:spacing w:val="-10"/>
+      <w:kern w:val="28"/>
       <w:sz w:val="56"/>
       <w:szCs w:val="56"/>
     </w:rPr>
@@ -529,31 +650,23 @@
   </w:style>
   <w:style w:customStyle="1" w:styleId="Author" w:type="paragraph">
     <w:name w:val="Author"/>
-    <w:basedOn w:val="Title"/>
     <w:next w:val="BodyText"/>
     <w:qFormat/>
     <w:pPr>
       <w:keepNext/>
       <w:keepLines/>
-    </w:pPr>
-    <w:rPr>
-      <w:sz w:val="24"/>
-      <w:szCs w:val="24"/>
-    </w:rPr>
+      <w:jc w:val="center"/>
+    </w:pPr>
   </w:style>
   <w:style w:styleId="Date" w:type="paragraph">
     <w:name w:val="Date"/>
-    <w:basedOn w:val="Title"/>
     <w:next w:val="BodyText"/>
     <w:qFormat/>
     <w:pPr>
       <w:keepNext/>
       <w:keepLines/>
-    </w:pPr>
-    <w:rPr>
-      <w:sz w:val="24"/>
-      <w:szCs w:val="24"/>
-    </w:rPr>
+      <w:jc w:val="center"/>
+    </w:pPr>
   </w:style>
   <w:style w:customStyle="1" w:styleId="AbstractTitle" w:type="paragraph">
     <w:name w:val="Abstract Title"/>

--- a/outputs/final_report.docx
+++ b/outputs/final_report.docx
@@ -2,13 +2,13 @@
 <file path=word/document.xml><?xml version="1.0" encoding="utf-8"?>
 <w:document xmlns:w="http://schemas.openxmlformats.org/wordprocessingml/2006/main" xmlns:m="http://schemas.openxmlformats.org/officeDocument/2006/math" xmlns:r="http://schemas.openxmlformats.org/officeDocument/2006/relationships" xmlns:o="urn:schemas-microsoft-com:office:office" xmlns:v="urn:schemas-microsoft-com:vml" xmlns:w10="urn:schemas-microsoft-com:office:word" xmlns:a="http://schemas.openxmlformats.org/drawingml/2006/main" xmlns:pic="http://schemas.openxmlformats.org/drawingml/2006/picture" xmlns:wp="http://schemas.openxmlformats.org/drawingml/2006/wordprocessingDrawing">
   <w:body>
-    <w:bookmarkStart w:id="27" w:name="introduction-to-testing"/>
+    <w:bookmarkStart w:id="27" w:name="introduction-to-software-testing"/>
     <w:p>
       <w:pPr>
         <w:pStyle w:val="Heading1"/>
       </w:pPr>
       <w:r>
-        <w:t xml:space="preserve">Introduction to Testing</w:t>
+        <w:t xml:space="preserve">Introduction to Software Testing</w:t>
       </w:r>
     </w:p>
     <w:p>
@@ -16,7 +16,24 @@
         <w:pStyle w:val="FirstParagraph"/>
       </w:pPr>
       <w:r>
-        <w:t xml:space="preserve">Software testing is a critical process in software development, ensuring that applications function as intended and meet user requirements. This report explores various aspects of testing, from the methodologies used to the metrics that gauge success. By understanding these principles, developers and testers can improve software quality, reduce defects, and ultimately deliver more reliable products.</w:t>
+        <w:t xml:space="preserve">Software testing is a critical aspect of modern software development, ensuring that applications meet quality standards, function correctly, and deliver satisfying user experiences. In this report, we delve into the transformative role of AI and machine learning in automating and optimizing testing processes. Furthermore, we explore shift-left and shift-right testing methodologies that enhance software quality and accelerate time-to-market. We also emphasize the growing need for cybersecurity testing to protect against escalating cyber threats. Together, these insights provide a comprehensive overview of the strategies and technologies shaping the future of software testing.</w:t>
+      </w:r>
+    </w:p>
+    <w:bookmarkStart w:id="21" w:name="ai-and-machine-learning-in-testing"/>
+    <w:p>
+      <w:pPr>
+        <w:pStyle w:val="Heading2"/>
+      </w:pPr>
+      <w:r>
+        <w:t xml:space="preserve">AI and Machine Learning in Testing</w:t>
+      </w:r>
+    </w:p>
+    <w:p>
+      <w:pPr>
+        <w:pStyle w:val="FirstParagraph"/>
+      </w:pPr>
+      <w:r>
+        <w:t xml:space="preserve">Artificial Intelligence (AI) and Machine Learning (ML) are transforming the landscape of software testing by introducing innovative methods for automation, prediction, and intelligent test execution. Automated test generation through AI technologies enables the creation of optimal test cases by leveraging historical data, code changes, and risk analysis, which enhances test coverage and efficiency. Additionally, AI-driven predictive analytics can anticipate defects before they occur, reducing post-release failures and improving software quality [1][2].</w:t>
       </w:r>
     </w:p>
     <w:p>
@@ -24,16 +41,24 @@
         <w:pStyle w:val="BodyText"/>
       </w:pPr>
       <w:r>
-        <w:t xml:space="preserve">The following sections will delve into software testing methodologies like Waterfall, Agile, and DevOps, and also examine specific test case design techniques such as Equivalence Partitioning and Boundary Value Analysis. Furthermore, it will cover test automation frameworks, and the importance of software testing metrics and KPIs.</w:t>
-      </w:r>
-    </w:p>
-    <w:bookmarkStart w:id="21" w:name="X131f1cd47790ce591cdce242e9d70bcf21ca5a8"/>
-    <w:p>
-      <w:pPr>
-        <w:pStyle w:val="Heading2"/>
-      </w:pPr>
-      <w:r>
-        <w:t xml:space="preserve">Overview of Software Testing Methodologies</w:t>
+        <w:t xml:space="preserve">Intelligent test execution, facilitated by AI-powered bots, can autonomously execute tests, analyze results, and even suggest fixes in real-time. This not only optimizes test execution but also minimizes downtime in software development. The integration of self-healing automation frameworks ensures that test scripts adapt to changes in the application environment, reducing maintenance efforts [2][3]. Furthermore, AI plays a pivotal role in predictive and performance testing by simulating real-world conditions and identifying potential bottlenecks [3][4].</w:t>
+      </w:r>
+    </w:p>
+    <w:p>
+      <w:pPr>
+        <w:pStyle w:val="BodyText"/>
+      </w:pPr>
+      <w:r>
+        <w:t xml:space="preserve">By embedding AI-driven quality checks directly into software development pipelines, organizations can ensure continuous improvement and faster releases. These advancements make AI and ML indispensable in modern software testing, driving scalability, efficiency, and strategic quality assurance [4][5].</w:t>
+      </w:r>
+    </w:p>
+    <w:bookmarkStart w:id="20" w:name="sources"/>
+    <w:p>
+      <w:pPr>
+        <w:pStyle w:val="Heading3"/>
+      </w:pPr>
+      <w:r>
+        <w:t xml:space="preserve">Sources</w:t>
       </w:r>
     </w:p>
     <w:p>
@@ -41,53 +66,42 @@
         <w:pStyle w:val="FirstParagraph"/>
       </w:pPr>
       <w:r>
-        <w:t xml:space="preserve">Software testing methodologies vary, each with unique strengths. The Waterfall model is a traditional, linear approach, ideal for projects with well-defined requirements and minimal changes [1, 4]. It involves distinct phases like analysis, design, and testing, with each phase needing to be completed before moving to the next [1, 5]. Agile methodologies, in contrast, emphasize iterative development and flexibility [1, 2]. Scrum and Kanban are popular Agile frameworks [1, 2, 4]. Scrum uses short iterations (sprints) with frequent feedback, while Kanban focuses on visualizing workflow and limiting work in progress [2, 4]. DevOps integrates development and operations, promoting collaboration and automation for faster, more reliable releases [1, 4].</w:t>
-      </w:r>
-    </w:p>
-    <w:bookmarkStart w:id="20" w:name="sources"/>
-    <w:p>
-      <w:pPr>
-        <w:pStyle w:val="Heading3"/>
-      </w:pPr>
-      <w:r>
-        <w:t xml:space="preserve">Sources</w:t>
-      </w:r>
-    </w:p>
-    <w:p>
-      <w:pPr>
-        <w:pStyle w:val="FirstParagraph"/>
-      </w:pPr>
-      <w:r>
-        <w:t xml:space="preserve">[1] Comparing Waterfall vs. Agile vs. DevOps methodologies: https://www.techtarget.com/searchsoftwarequality/opinion/DevOps-vs-waterfall-Can-they-coexist</w:t>
+        <w:t xml:space="preserve">[1] Top Software Testing Trends 2025: AI &amp; ML Take Charge: https://www.techment.com/ai-in-software-testing-2025-key-trends/</w:t>
       </w:r>
       <w:r>
         <w:t xml:space="preserve"> </w:t>
       </w:r>
       <w:r>
-        <w:t xml:space="preserve">[2] Full Comparison: Agile vs Scrum vs Waterfall vs Kanban - Smartsheet: https://www.smartsheet.com/agile-vs-scrum-vs-waterfall-vs-kanban</w:t>
+        <w:t xml:space="preserve">[2] AI-Powered Testing Trends in 2025: Automated, Smart, and Efficient: https://dev.to/anil_csimplifyit_905c/ai-powered-testing-trends-in-2025-automated-smart-and-efficient-51j7</w:t>
       </w:r>
       <w:r>
         <w:t xml:space="preserve"> </w:t>
       </w:r>
       <w:r>
-        <w:t xml:space="preserve">[4] Waterfall vs Agile vs DevOps Methodologies Comparison for 2025: https://www.veritis.com/blog/waterfall-vs-agile-vs-devops-which-production-method-should-you-take/</w:t>
+        <w:t xml:space="preserve">[3] AI &amp; ML (Machine Learning) in QA Testing: 2025 Trends &amp; Tools: https://crediblesoft.com/ai-artificial-intelligence-ml-machine-learning-in-qa-testing-2025-trends-tools/</w:t>
       </w:r>
       <w:r>
         <w:t xml:space="preserve"> </w:t>
       </w:r>
       <w:r>
-        <w:t xml:space="preserve">[5] Agile, Scrum and Waterfall Software Development: What’s the Difference?: https://synoptek.com/insights/it-blogs/agile-scrum-waterfall-software-development-difference/</w:t>
+        <w:t xml:space="preserve">[4] The AI Revolution in Software Testing: Redefining the Future of Quality Engineering: https://www.analyticsinsight.net/artificial-intelligence/the-ai-revolution-in-software-testing-redefining-the-future-of-quality-engineering</w:t>
+      </w:r>
+      <w:r>
+        <w:t xml:space="preserve"> </w:t>
+      </w:r>
+      <w:r>
+        <w:t xml:space="preserve">[5] The Future of Test Automation - Trends and Predictions for 2025 and Beyond: https://qualizeal.com/the-future-of-test-automation-trends-and-predictions-for-2025-and-beyond/</w:t>
       </w:r>
     </w:p>
     <w:bookmarkEnd w:id="20"/>
     <w:bookmarkEnd w:id="21"/>
-    <w:bookmarkStart w:id="23" w:name="test-case-design-techniques"/>
+    <w:bookmarkStart w:id="23" w:name="shift-left-and-shift-right-testing"/>
     <w:p>
       <w:pPr>
         <w:pStyle w:val="Heading2"/>
       </w:pPr>
       <w:r>
-        <w:t xml:space="preserve">Test Case Design Techniques</w:t>
+        <w:t xml:space="preserve">Shift-Left and Shift-Right Testing</w:t>
       </w:r>
     </w:p>
     <w:p>
@@ -95,7 +109,23 @@
         <w:pStyle w:val="FirstParagraph"/>
       </w:pPr>
       <w:r>
-        <w:t xml:space="preserve">Testing techniques are used to improve the quality and effectiveness of software projects [1]. Equivalence Partitioning and Boundary Value Analysis are two such techniques [1, 4]. Equivalence Partitioning divides input data into classes, assuming that all values within a class will be treated the same [3, 4]. This reduces the number of test cases needed [3]. Boundary Value Analysis focuses on testing the boundaries of these classes, using values just inside and outside the valid ranges [1, 5]. Both techniques are used to minimize testing efforts while maximizing coverage [5]. Decision Table Testing is another black box testing technique [1].</w:t>
+        <w:t xml:space="preserve">Shift-Left Testing involves moving testing tasks earlier in the software development lifecycle. This approach helps detect and fix defects sooner, significantly reducing costs and efforts typically spent on late-stage bug rectification. By integrating testing with the early stages of development, such as during design and coding, teams can enhance application security, reduce overhead costs, and improve overall software quality. This methodology aligns with the principles of DevSecOps and continuous integration to assure faster and more reliable software releases [1][2][3].</w:t>
+      </w:r>
+    </w:p>
+    <w:p>
+      <w:pPr>
+        <w:pStyle w:val="BodyText"/>
+      </w:pPr>
+      <w:r>
+        <w:t xml:space="preserve">Conversely, Shift-Right Testing emphasizes testing and monitoring in the production environment. It focuses on real-time feedback and usage analysis once the software is live, ensuring that the application performs as expected under real-world conditions. These activities help catch performance issues and gather user feedback for immediate improvements, thereby enhancing user satisfaction and software reliability [1][2][5].</w:t>
+      </w:r>
+    </w:p>
+    <w:p>
+      <w:pPr>
+        <w:pStyle w:val="BodyText"/>
+      </w:pPr>
+      <w:r>
+        <w:t xml:space="preserve">Adopting both Shift-Left and Shift-Right strategies creates a comprehensive approach to quality assurance. This blend ensures robust early detection and fixes high-severity defects while maintaining quality assurance through real-time production monitoring. Consequently, software releases are faster, more reliable, and aligned with customer needs, contributing to better user experiences and reduced time-to-market [1][2][3][5].</w:t>
       </w:r>
     </w:p>
     <w:bookmarkStart w:id="22" w:name="sources-1"/>
@@ -112,36 +142,36 @@
         <w:pStyle w:val="FirstParagraph"/>
       </w:pPr>
       <w:r>
-        <w:t xml:space="preserve">[1] Boundary Value Analysis and Equivalence Partitioning with Examples: https://www.tutorialspoint.com/boundary-value-analysis-and-equivalence-partitioning-with-examples</w:t>
+        <w:t xml:space="preserve">[1] Shift-Left Testing and Shift-Right Testing - Codimite: https://codimite.ai/blog/shift-left-testing-and-shift-right-testing/</w:t>
       </w:r>
       <w:r>
         <w:t xml:space="preserve"> </w:t>
       </w:r>
       <w:r>
-        <w:t xml:space="preserve">[3] Equivalence Partitioning - A Black Box Testing Technique - Tools QA: https://www.toolsqa.com/software-testing/istqb/equivalence-partitioning/</w:t>
+        <w:t xml:space="preserve">[2] Shift left vs. shift right - Red Hat: https://www.redhat.com/en/topics/devops/shift-left-vs-shift-right</w:t>
       </w:r>
       <w:r>
         <w:t xml:space="preserve"> </w:t>
       </w:r>
       <w:r>
-        <w:t xml:space="preserve">[4] Boundary Value Analysis and Equivalence Class Partitioning With Simple …: https://www.softwaretestingclass.com/boundary-value-analysis-and-equivalence-class-partitioning-with-simple-example/</w:t>
+        <w:t xml:space="preserve">[3] Why Does DevOps Recommend Shift-Left Testing Principles?: https://roadmap.sh/devops/shift-left-testing</w:t>
       </w:r>
       <w:r>
         <w:t xml:space="preserve"> </w:t>
       </w:r>
       <w:r>
-        <w:t xml:space="preserve">[5] Boundary Value Analysis vs Equivalence Partitioning - GeeksforGeeks: https://www.geeksforgeeks.org/software-testing/software-testing-boundary-value-analysis-vs-equivalence-partitioning/</w:t>
+        <w:t xml:space="preserve">[5] What is Shift Right Testing? Shift Left vs. Shift Right - Katalon: https://katalon.com/resources-center/blog/shift-right-testing</w:t>
       </w:r>
     </w:p>
     <w:bookmarkEnd w:id="22"/>
     <w:bookmarkEnd w:id="23"/>
-    <w:bookmarkStart w:id="24" w:name="test-automation-frameworks"/>
+    <w:bookmarkStart w:id="25" w:name="cybersecurity-testing"/>
     <w:p>
       <w:pPr>
         <w:pStyle w:val="Heading2"/>
       </w:pPr>
       <w:r>
-        <w:t xml:space="preserve">Test Automation Frameworks</w:t>
+        <w:t xml:space="preserve">Cybersecurity Testing</w:t>
       </w:r>
     </w:p>
     <w:p>
@@ -149,7 +179,7 @@
         <w:pStyle w:val="FirstParagraph"/>
       </w:pPr>
       <w:r>
-        <w:t xml:space="preserve">Test automation frameworks are crucial for efficient software testing. They provide a structured approach, including guidelines for test case creation and design [14]. These frameworks help organize tests, improve accuracy, and reduce maintenance costs [5, 12]. They also help in identifying and arranging objects for reuse in test scripts, performing actions on these objects, and evaluating the expected outcomes [14].</w:t>
+        <w:t xml:space="preserve">As cyber threats continue to escalate in frequency and sophistication, the significance of cybersecurity testing has never been greater. Cybersecurity testing, which includes penetration testing, vulnerability assessments, and security audits, serves as a critical component in safeguarding digital assets. Regular penetration testing allows organizations to identify and exploit vulnerabilities before malicious actors can, thereby reinforcing the effectiveness of their security measures [1].</w:t>
       </w:r>
     </w:p>
     <w:p>
@@ -157,56 +187,49 @@
         <w:pStyle w:val="BodyText"/>
       </w:pPr>
       <w:r>
-        <w:t xml:space="preserve">Common types include Linear Scripting, Modular, Data-Driven, Keyword-Driven, and Hybrid frameworks, each with unique advantages [5, 14]. The choice of framework should be based on project needs, team skills, and the specific application being tested [10]. Automation frameworks contribute to faster testing, better resource allocation, and increased test coverage [13].</w:t>
-      </w:r>
-      <w:r>
-        <w:t xml:space="preserve"> </w:t>
-      </w:r>
-      <w:r>
-        <w:t xml:space="preserve">### Sources</w:t>
-      </w:r>
-      <w:r>
-        <w:t xml:space="preserve"> </w:t>
-      </w:r>
-      <w:r>
-        <w:t xml:space="preserve">[1] Test Automation Frameworks – Why, Types, Benefits, Approach - TestingXperts: https://www.testingxperts.com/blog/test-automation-frameworks/</w:t>
-      </w:r>
-      <w:r>
-        <w:t xml:space="preserve"> </w:t>
-      </w:r>
-      <w:r>
-        <w:t xml:space="preserve">[2] Test Automation Framework | Definition, Types &amp; Advantages - ArtOfTesting: https://artoftesting.com/test-automation-framework</w:t>
-      </w:r>
-      <w:r>
-        <w:t xml:space="preserve"> </w:t>
-      </w:r>
-      <w:r>
-        <w:t xml:space="preserve">[3] Why Do We Use Frameworks in Test Automation? | Belitsoft: https://belitsoft.com/software-testing-services/automation-testing/test-automation-frameworks</w:t>
-      </w:r>
-      <w:r>
-        <w:t xml:space="preserve"> </w:t>
-      </w:r>
-      <w:r>
-        <w:t xml:space="preserve">[4] 10 Most Popular Test Automation Frameworks – The 2025 Guide - LoadFocus: https://loadfocus.com/blog/comparisons/test-automation-frameworks/</w:t>
-      </w:r>
-      <w:r>
-        <w:t xml:space="preserve"> </w:t>
-      </w:r>
-      <w:r>
-        <w:t xml:space="preserve">[5] Test Automation Frameworks — Types, Advantages and Disadvantages - Medium: https://medium.com/</w:t>
-      </w:r>
-      <w:r>
-        <w:t xml:space="preserve">@imtiyazsyed2194/test-automation-frameworks-e493a7964367</w:t>
+        <w:t xml:space="preserve">Vulnerability assessments play a vital role in this process, as they help identify potential weaknesses within an organization’s infrastructure, which could be exploited by attackers. These assessments are typically part of a comprehensive risk management strategy, ensuring that security controls are effective and aligned with potential threats [2].</w:t>
+      </w:r>
+    </w:p>
+    <w:p>
+      <w:pPr>
+        <w:pStyle w:val="BodyText"/>
+      </w:pPr>
+      <w:r>
+        <w:t xml:space="preserve">Security audits further enhance this process by regularly reviewing and validating the organization’s security protocols and compliance with regulations such as GDPR and CCPA. This holistic approach ensures that organizations remain resilient against the evolving cyber threat landscape. Ultimately, cybersecurity testing enables organizations to proactively manage risks and protect sensitive data, maintaining trust and compliance with regulatory demands [1][2].</w:t>
+      </w:r>
+    </w:p>
+    <w:bookmarkStart w:id="24" w:name="sources-2"/>
+    <w:p>
+      <w:pPr>
+        <w:pStyle w:val="Heading3"/>
+      </w:pPr>
+      <w:r>
+        <w:t xml:space="preserve">Sources</w:t>
+      </w:r>
+    </w:p>
+    <w:p>
+      <w:pPr>
+        <w:pStyle w:val="FirstParagraph"/>
+      </w:pPr>
+      <w:r>
+        <w:t xml:space="preserve">[1] Global Cyber Security Market Outlook, 2029: https://www.bonafideresearch.com/product/240549431/global-cyber-security-market</w:t>
+      </w:r>
+      <w:r>
+        <w:br/>
+      </w:r>
+      <w:r>
+        <w:t xml:space="preserve">[2] Why it’s Time to Adopt a Risk-Based Approach to AppSec: https://www.uscybersecurity.net/why-its-time-to-adopt-a-risk-based-approach-to-appsec/</w:t>
       </w:r>
     </w:p>
     <w:bookmarkEnd w:id="24"/>
-    <w:bookmarkStart w:id="26" w:name="software-testing-metrics-and-kpis"/>
+    <w:bookmarkEnd w:id="25"/>
+    <w:bookmarkStart w:id="26" w:name="conclusion"/>
     <w:p>
       <w:pPr>
         <w:pStyle w:val="Heading2"/>
       </w:pPr>
       <w:r>
-        <w:t xml:space="preserve">Software Testing Metrics and KPIs</w:t>
+        <w:t xml:space="preserve">Conclusion</w:t>
       </w:r>
     </w:p>
     <w:p>
@@ -214,210 +237,19 @@
         <w:pStyle w:val="FirstParagraph"/>
       </w:pPr>
       <w:r>
-        <w:t xml:space="preserve">Test metrics and Key Performance Indicators (KPIs) are crucial for assessing and enhancing the software testing process [1]. These metrics, also known as software test measurements, provide insights into the efficiency, quality, and progress of testing efforts [1, 5]. KPIs are specific, measurable values used to gauge the effectiveness of the testing process in meeting business objectives [1]. By implementing and analyzing these metrics, teams can identify areas for improvement, allocate resources effectively, and ensure the delivery of high-quality software [3, 4, 5].</w:t>
-      </w:r>
-    </w:p>
-    <w:bookmarkStart w:id="25" w:name="sources-2"/>
-    <w:p>
-      <w:pPr>
-        <w:pStyle w:val="Heading3"/>
-      </w:pPr>
-      <w:r>
-        <w:t xml:space="preserve">Sources</w:t>
-      </w:r>
-    </w:p>
-    <w:p>
-      <w:pPr>
-        <w:pStyle w:val="FirstParagraph"/>
-      </w:pPr>
-      <w:r>
-        <w:t xml:space="preserve">[1] Top 34 Software Testing Metrics and KPIs - ThinkSys Inc.: https://thinksys.com/qa-testing/software-testing-metrics-kpis/</w:t>
-      </w:r>
-      <w:r>
-        <w:t xml:space="preserve"> </w:t>
-      </w:r>
-      <w:r>
-        <w:t xml:space="preserve">[3] Software Testing Metrics and KPIs: https://swtestacademy.com/software-testing-metrics-kpi/</w:t>
-      </w:r>
-      <w:r>
-        <w:t xml:space="preserve"> </w:t>
-      </w:r>
-      <w:r>
-        <w:t xml:space="preserve">[4] What Are the Kpis of Software Testing and QA Metrics? - Testsigma: https://testsigma.com/blog/what-are-the-kpis-of-software-testing-and-qa-testsigma/</w:t>
-      </w:r>
-      <w:r>
-        <w:t xml:space="preserve"> </w:t>
-      </w:r>
-      <w:r>
-        <w:t xml:space="preserve">[5] Software Testing Metrics, its Types and Example: https://www.geeksforgeeks.org/software-testing/software-testing-metrics-its-types-and-example/</w:t>
-      </w:r>
-    </w:p>
-    <w:bookmarkEnd w:id="25"/>
+        <w:t xml:space="preserve">The future of software testing is being shaped by key trends such as AI and machine learning, shift-left and shift-right methodologies, and the growing focus on cybersecurity testing. AI and ML are revolutionizing automation and predictive analysis, making testing more efficient and adaptive. Shift-left and shift-right approaches ensure that testing is integrated throughout the development lifecycle, improving early defect detection and post-release performance monitoring. Cybersecurity testing addresses escalating threats by strengthening defenses against vulnerabilities and ensuring compliance with regulations.</w:t>
+      </w:r>
+    </w:p>
+    <w:p>
+      <w:pPr>
+        <w:pStyle w:val="BodyText"/>
+      </w:pPr>
+      <w:r>
+        <w:t xml:space="preserve">Testers will need to hone skills in these evolving areas, particularly in handling AI-driven tools, embracing continuous integration strategies, and executing thorough security audits. Organizations must strategically adopt these innovations to enhance software quality and reliability. Embracing these methodologies will lead to faster, more secure, and customer-focused releases, securing a competitive edge in the software industry.</w:t>
+      </w:r>
+    </w:p>
     <w:bookmarkEnd w:id="26"/>
     <w:bookmarkEnd w:id="27"/>
-    <w:bookmarkStart w:id="29" w:name="software-testing-report"/>
-    <w:p>
-      <w:pPr>
-        <w:pStyle w:val="Heading1"/>
-      </w:pPr>
-      <w:r>
-        <w:t xml:space="preserve">Software Testing Report</w:t>
-      </w:r>
-    </w:p>
-    <w:p>
-      <w:pPr>
-        <w:pStyle w:val="FirstParagraph"/>
-      </w:pPr>
-      <w:r>
-        <w:t xml:space="preserve">This report explores the critical role of software testing in the development lifecycle. The primary motivation is to highlight effective strategies and frameworks that ensure software quality and reliability. We’ll delve into various testing methodologies, from traditional Waterfall to modern Agile approaches, examining their strengths and weaknesses. Furthermore, the report will cover test case design techniques, test automation frameworks, and essential software testing metrics. The goal is to provide a comprehensive overview of best practices, enabling developers and testers to deliver high-quality software efficiently.</w:t>
-      </w:r>
-    </w:p>
-    <w:bookmarkStart w:id="28" w:name="conclusion"/>
-    <w:p>
-      <w:pPr>
-        <w:pStyle w:val="Heading2"/>
-      </w:pPr>
-      <w:r>
-        <w:t xml:space="preserve">Conclusion</w:t>
-      </w:r>
-    </w:p>
-    <w:p>
-      <w:pPr>
-        <w:pStyle w:val="FirstParagraph"/>
-      </w:pPr>
-      <w:r>
-        <w:t xml:space="preserve">This report has underscored the importance of rigorous software testing across various methodologies. We’ve examined testing techniques like Equivalence Partitioning and Boundary Value Analysis, which improve test coverage and reduce effort. Automation frameworks, offering structured approaches to test case creation and design, were also discussed. These frameworks enhance efficiency and reduce maintenance costs. Crucially, the report highlighted the significance of test metrics and KPIs in assessing and improving the testing process.</w:t>
-      </w:r>
-    </w:p>
-    <w:p>
-      <w:pPr>
-        <w:pStyle w:val="BodyText"/>
-      </w:pPr>
-      <w:r>
-        <w:t xml:space="preserve">The following table summarizes the key advantages of different testing methodologies:</w:t>
-      </w:r>
-    </w:p>
-    <w:tbl>
-      <w:tblPr>
-        <w:tblStyle w:val="Table"/>
-        <w:tblW w:type="pct" w:w="5000"/>
-        <w:tblLayout w:type="fixed"/>
-        <w:tblLook w:firstRow="1" w:lastRow="0" w:firstColumn="0" w:lastColumn="0" w:noHBand="0" w:noVBand="0" w:val="0020"/>
-      </w:tblPr>
-      <w:tblGrid>
-        <w:gridCol w:w="1060"/>
-        <w:gridCol w:w="6859"/>
-      </w:tblGrid>
-      <w:tr>
-        <w:trPr>
-          <w:tblHeader w:val="on"/>
-        </w:trPr>
-        <w:tc>
-          <w:tcPr/>
-          <w:p>
-            <w:pPr>
-              <w:pStyle w:val="Compact"/>
-            </w:pPr>
-            <w:r>
-              <w:t xml:space="preserve">Methodology</w:t>
-            </w:r>
-          </w:p>
-        </w:tc>
-        <w:tc>
-          <w:tcPr/>
-          <w:p>
-            <w:pPr>
-              <w:pStyle w:val="Compact"/>
-            </w:pPr>
-            <w:r>
-              <w:t xml:space="preserve">Advantages</w:t>
-            </w:r>
-          </w:p>
-        </w:tc>
-      </w:tr>
-      <w:tr>
-        <w:tc>
-          <w:tcPr/>
-          <w:p>
-            <w:pPr>
-              <w:pStyle w:val="Compact"/>
-            </w:pPr>
-            <w:r>
-              <w:t xml:space="preserve">Waterfall</w:t>
-            </w:r>
-          </w:p>
-        </w:tc>
-        <w:tc>
-          <w:tcPr/>
-          <w:p>
-            <w:pPr>
-              <w:pStyle w:val="Compact"/>
-            </w:pPr>
-            <w:r>
-              <w:t xml:space="preserve">Well-defined requirements, suitable for projects with minimal changes.</w:t>
-            </w:r>
-          </w:p>
-        </w:tc>
-      </w:tr>
-      <w:tr>
-        <w:tc>
-          <w:tcPr/>
-          <w:p>
-            <w:pPr>
-              <w:pStyle w:val="Compact"/>
-            </w:pPr>
-            <w:r>
-              <w:t xml:space="preserve">Agile</w:t>
-            </w:r>
-          </w:p>
-        </w:tc>
-        <w:tc>
-          <w:tcPr/>
-          <w:p>
-            <w:pPr>
-              <w:pStyle w:val="Compact"/>
-            </w:pPr>
-            <w:r>
-              <w:t xml:space="preserve">Iterative, flexible, and adaptable to changing requirements; promotes frequent feedback.</w:t>
-            </w:r>
-          </w:p>
-        </w:tc>
-      </w:tr>
-      <w:tr>
-        <w:tc>
-          <w:tcPr/>
-          <w:p>
-            <w:pPr>
-              <w:pStyle w:val="Compact"/>
-            </w:pPr>
-            <w:r>
-              <w:t xml:space="preserve">DevOps</w:t>
-            </w:r>
-          </w:p>
-        </w:tc>
-        <w:tc>
-          <w:tcPr/>
-          <w:p>
-            <w:pPr>
-              <w:pStyle w:val="Compact"/>
-            </w:pPr>
-            <w:r>
-              <w:t xml:space="preserve">Integrates development and operations; promotes collaboration and automation for faster releases.</w:t>
-            </w:r>
-          </w:p>
-        </w:tc>
-      </w:tr>
-    </w:tbl>
-    <w:p>
-      <w:pPr>
-        <w:pStyle w:val="BodyText"/>
-      </w:pPr>
-      <w:r>
-        <w:t xml:space="preserve">Effective testing, coupled with the strategic use of metrics, is vital for delivering high-quality software. Future steps include implementing these strategies to enhance software quality and reliability.</w:t>
-      </w:r>
-    </w:p>
-    <w:bookmarkEnd w:id="28"/>
-    <w:bookmarkEnd w:id="29"/>
     <w:sectPr>
       <w:footnotePr>
         <w:numRestart w:val="eachSect"/>

--- a/outputs/final_report.docx
+++ b/outputs/final_report.docx
@@ -2,13 +2,13 @@
 <file path=word/document.xml><?xml version="1.0" encoding="utf-8"?>
 <w:document xmlns:w="http://schemas.openxmlformats.org/wordprocessingml/2006/main" xmlns:m="http://schemas.openxmlformats.org/officeDocument/2006/math" xmlns:r="http://schemas.openxmlformats.org/officeDocument/2006/relationships" xmlns:o="urn:schemas-microsoft-com:office:office" xmlns:v="urn:schemas-microsoft-com:vml" xmlns:w10="urn:schemas-microsoft-com:office:word" xmlns:a="http://schemas.openxmlformats.org/drawingml/2006/main" xmlns:pic="http://schemas.openxmlformats.org/drawingml/2006/picture" xmlns:wp="http://schemas.openxmlformats.org/drawingml/2006/wordprocessingDrawing">
   <w:body>
-    <w:bookmarkStart w:id="27" w:name="introduction-to-software-testing"/>
+    <w:bookmarkStart w:id="43" w:name="X123aace355f928adfdffcccb4c2b3a2029c517d"/>
     <w:p>
       <w:pPr>
         <w:pStyle w:val="Heading1"/>
       </w:pPr>
       <w:r>
-        <w:t xml:space="preserve">Introduction to Software Testing</w:t>
+        <w:t xml:space="preserve">Phân tích chuyên sâu về xu hướng năng suất NVPTTT của GHN trong từ 2019-2024</w:t>
       </w:r>
     </w:p>
     <w:p>
@@ -16,16 +16,24 @@
         <w:pStyle w:val="FirstParagraph"/>
       </w:pPr>
       <w:r>
-        <w:t xml:space="preserve">Software testing is a critical aspect of modern software development, ensuring that applications meet quality standards, function correctly, and deliver satisfying user experiences. In this report, we delve into the transformative role of AI and machine learning in automating and optimizing testing processes. Furthermore, we explore shift-left and shift-right testing methodologies that enhance software quality and accelerate time-to-market. We also emphasize the growing need for cybersecurity testing to protect against escalating cyber threats. Together, these insights provide a comprehensive overview of the strategies and technologies shaping the future of software testing.</w:t>
-      </w:r>
-    </w:p>
-    <w:bookmarkStart w:id="21" w:name="ai-and-machine-learning-in-testing"/>
+        <w:t xml:space="preserve">Giới thiệu</w:t>
+      </w:r>
+    </w:p>
+    <w:p>
+      <w:pPr>
+        <w:pStyle w:val="BodyText"/>
+      </w:pPr>
+      <w:r>
+        <w:t xml:space="preserve">Trong bối cảnh cạnh tranh nóng bỏng của ngành vận chuyển, việc nâng cao năng suất làm việc của nhân viên giao hàng nhanh (NVPTTT) là điều cần thiết để đáp ứng yêu cầu ngày càng cao của thị trường. Báo cáo này phân tích các yếu tố chủ chốt ảnh hưởng đến năng suất tại Giao Hàng Nhanh (GHN) từ năm 2019 đến 2024. Qua các dữ liệu phân tích về quy mô sản lượng, mật độ đơn hàng, và độ phủ của bưu cục, báo cáo đưa ra các đề xuất cụ thể nhằm tăng cường hiệu quả hoạt động, với mục tiêu tăng năng suất lên 15% trong ba quý tiếp theo.</w:t>
+      </w:r>
+    </w:p>
+    <w:bookmarkStart w:id="20" w:name="kết-luận"/>
     <w:p>
       <w:pPr>
         <w:pStyle w:val="Heading2"/>
       </w:pPr>
       <w:r>
-        <w:t xml:space="preserve">AI and Machine Learning in Testing</w:t>
+        <w:t xml:space="preserve">Kết luận</w:t>
       </w:r>
     </w:p>
     <w:p>
@@ -33,15 +41,195 @@
         <w:pStyle w:val="FirstParagraph"/>
       </w:pPr>
       <w:r>
-        <w:t xml:space="preserve">Artificial Intelligence (AI) and Machine Learning (ML) are transforming the landscape of software testing by introducing innovative methods for automation, prediction, and intelligent test execution. Automated test generation through AI technologies enables the creation of optimal test cases by leveraging historical data, code changes, and risk analysis, which enhances test coverage and efficiency. Additionally, AI-driven predictive analytics can anticipate defects before they occur, reducing post-release failures and improving software quality [1][2].</w:t>
-      </w:r>
-    </w:p>
+        <w:t xml:space="preserve">Báo cáo đã chỉ ra các yếu tố then chốt trong việc nâng cao năng suất NVPTTT tại GHN, bao gồm quy mô sản lượng, mật độ đơn hàng và độ phủ của bưu cục. Dữ liệu cho thấy năng suất có xu hướng tăng trưởng nhưng còn nhiều thách thức, với mức năng suất năm 2023 đạt khoảng 199.3 triệu VND/người. Để đảm bảo mức tăng trưởng 15% trong thời gian tới, GHN cần tập trung vào các chiến lược như tối ưu hóa quy trình vận chuyển, nâng cấp cơ sở hạ tầng, và đào tạo nhân lực. Những hành động này sẽ không chỉ nâng cao hiệu quả mà còn tăng cường giá trị cải cách trong cung ứng dịch vụ logistics của công ty.</w:t>
+      </w:r>
+    </w:p>
+    <w:tbl>
+      <w:tblPr>
+        <w:tblStyle w:val="Table"/>
+        <w:tblW w:type="pct" w:w="5000"/>
+        <w:tblLayout w:type="fixed"/>
+        <w:tblLook w:firstRow="1" w:lastRow="0" w:firstColumn="0" w:lastColumn="0" w:noHBand="0" w:noVBand="0" w:val="0020"/>
+      </w:tblPr>
+      <w:tblGrid>
+        <w:gridCol w:w="2046"/>
+        <w:gridCol w:w="5873"/>
+      </w:tblGrid>
+      <w:tr>
+        <w:trPr>
+          <w:tblHeader w:val="on"/>
+        </w:trPr>
+        <w:tc>
+          <w:tcPr/>
+          <w:p>
+            <w:pPr>
+              <w:pStyle w:val="Compact"/>
+            </w:pPr>
+            <w:r>
+              <w:t xml:space="preserve">Yếu tố</w:t>
+            </w:r>
+          </w:p>
+        </w:tc>
+        <w:tc>
+          <w:tcPr/>
+          <w:p>
+            <w:pPr>
+              <w:pStyle w:val="Compact"/>
+            </w:pPr>
+            <w:r>
+              <w:t xml:space="preserve">Tác động đến năng suất</w:t>
+            </w:r>
+          </w:p>
+        </w:tc>
+      </w:tr>
+      <w:tr>
+        <w:tc>
+          <w:tcPr/>
+          <w:p>
+            <w:pPr>
+              <w:pStyle w:val="Compact"/>
+            </w:pPr>
+            <w:r>
+              <w:t xml:space="preserve">Quy mô sản lượng</w:t>
+            </w:r>
+          </w:p>
+        </w:tc>
+        <w:tc>
+          <w:tcPr/>
+          <w:p>
+            <w:pPr>
+              <w:pStyle w:val="Compact"/>
+            </w:pPr>
+            <w:r>
+              <w:t xml:space="preserve">Tăng hiệu suất và giảm chi phí.</w:t>
+            </w:r>
+          </w:p>
+        </w:tc>
+      </w:tr>
+      <w:tr>
+        <w:tc>
+          <w:tcPr/>
+          <w:p>
+            <w:pPr>
+              <w:pStyle w:val="Compact"/>
+            </w:pPr>
+            <w:r>
+              <w:t xml:space="preserve">Mật độ đơn hàng</w:t>
+            </w:r>
+          </w:p>
+        </w:tc>
+        <w:tc>
+          <w:tcPr/>
+          <w:p>
+            <w:pPr>
+              <w:pStyle w:val="Compact"/>
+            </w:pPr>
+            <w:r>
+              <w:t xml:space="preserve">Nâng cao hiệu quả khai thác tài nguyên.</w:t>
+            </w:r>
+          </w:p>
+        </w:tc>
+      </w:tr>
+      <w:tr>
+        <w:tc>
+          <w:tcPr/>
+          <w:p>
+            <w:pPr>
+              <w:pStyle w:val="Compact"/>
+            </w:pPr>
+            <w:r>
+              <w:t xml:space="preserve">Độ phủ bưu cục</w:t>
+            </w:r>
+          </w:p>
+        </w:tc>
+        <w:tc>
+          <w:tcPr/>
+          <w:p>
+            <w:pPr>
+              <w:pStyle w:val="Compact"/>
+            </w:pPr>
+            <w:r>
+              <w:t xml:space="preserve">Cải thiện sự hài lòng của khách hàng và hiệu suất logistics.</w:t>
+            </w:r>
+          </w:p>
+        </w:tc>
+      </w:tr>
+      <w:tr>
+        <w:tc>
+          <w:tcPr/>
+          <w:p>
+            <w:pPr>
+              <w:pStyle w:val="Compact"/>
+            </w:pPr>
+            <w:r>
+              <w:t xml:space="preserve">Công nghệ</w:t>
+            </w:r>
+          </w:p>
+        </w:tc>
+        <w:tc>
+          <w:tcPr/>
+          <w:p>
+            <w:pPr>
+              <w:pStyle w:val="Compact"/>
+            </w:pPr>
+            <w:r>
+              <w:t xml:space="preserve">Tăng cường hiệu suất và giảm thời gian giao hàng.</w:t>
+            </w:r>
+          </w:p>
+        </w:tc>
+      </w:tr>
+    </w:tbl>
     <w:p>
       <w:pPr>
         <w:pStyle w:val="BodyText"/>
       </w:pPr>
       <w:r>
-        <w:t xml:space="preserve">Intelligent test execution, facilitated by AI-powered bots, can autonomously execute tests, analyze results, and even suggest fixes in real-time. This not only optimizes test execution but also minimizes downtime in software development. The integration of self-healing automation frameworks ensures that test scripts adapt to changes in the application environment, reducing maintenance efforts [2][3]. Furthermore, AI plays a pivotal role in predictive and performance testing by simulating real-world conditions and identifying potential bottlenecks [3][4].</w:t>
+        <w:t xml:space="preserve">Các bước tiếp theo cần được triển khai nhanh chóng để hiện thực hóa các đề xuất này nhằm đạt được mục tiêu đề ra và củng cố vị thế cạnh tranh trong ngành logistics.</w:t>
+      </w:r>
+    </w:p>
+    <w:bookmarkEnd w:id="20"/>
+    <w:bookmarkStart w:id="27" w:name="Xcb1a87130df60fcc3b06b90351e9fc5ae800198"/>
+    <w:p>
+      <w:pPr>
+        <w:pStyle w:val="Heading2"/>
+      </w:pPr>
+      <w:r>
+        <w:t xml:space="preserve">Análisis de la tendencia de productividad</w:t>
+      </w:r>
+    </w:p>
+    <w:bookmarkStart w:id="21" w:name="introducción"/>
+    <w:p>
+      <w:pPr>
+        <w:pStyle w:val="Heading3"/>
+      </w:pPr>
+      <w:r>
+        <w:t xml:space="preserve">Introducción</w:t>
+      </w:r>
+    </w:p>
+    <w:p>
+      <w:pPr>
+        <w:pStyle w:val="FirstParagraph"/>
+      </w:pPr>
+      <w:r>
+        <w:t xml:space="preserve">Durante el período de 2019 a 2024, la productividad del personal de GHN (Giao Hàng Nhanh) se ha visto influenciada por diversas variables, incluidas la escala de producción, la densidad de pedidos y la cobertura de las oficinas. Esta sección examina las tendencias en la productividad, aborda los impactos de los factores identificados y sugiere recomendaciones para mejorar en los próximos trimestres.</w:t>
+      </w:r>
+    </w:p>
+    <w:bookmarkEnd w:id="21"/>
+    <w:bookmarkStart w:id="23" w:name="análisis-de-tendencias-de-productividad"/>
+    <w:p>
+      <w:pPr>
+        <w:pStyle w:val="Heading3"/>
+      </w:pPr>
+      <w:r>
+        <w:t xml:space="preserve">Análisis de Tendencias de Productividad</w:t>
+      </w:r>
+    </w:p>
+    <w:p>
+      <w:pPr>
+        <w:pStyle w:val="FirstParagraph"/>
+      </w:pPr>
+      <w:r>
+        <w:t xml:space="preserve">La productividad laboral ha mostrado una tendencia al alza, pero aún se enfrenta a desafíos significativos. Según el informe del Instituto Nacional de Estadística de Vietnam, la productividad laboral en 2023 se estimó en aproximadamente 199,3 millones de VND por trabajador, equivalente a 8,380 USD, lo que representó un aumento en comparación con los años anteriores, pero sigue siendo baja en comparación con otros países de la región ASIA-PACÍFICO como Japón y Corea del Sur, donde la productividad es significativamente mayor [1].</w:t>
       </w:r>
     </w:p>
     <w:p>
@@ -49,129 +237,444 @@
         <w:pStyle w:val="BodyText"/>
       </w:pPr>
       <w:r>
-        <w:t xml:space="preserve">By embedding AI-driven quality checks directly into software development pipelines, organizations can ensure continuous improvement and faster releases. These advancements make AI and ML indispensable in modern software testing, driving scalability, efficiency, and strategic quality assurance [4][5].</w:t>
-      </w:r>
-    </w:p>
-    <w:bookmarkStart w:id="20" w:name="sources"/>
-    <w:p>
-      <w:pPr>
-        <w:pStyle w:val="Heading3"/>
-      </w:pPr>
-      <w:r>
-        <w:t xml:space="preserve">Sources</w:t>
-      </w:r>
-    </w:p>
-    <w:p>
-      <w:pPr>
-        <w:pStyle w:val="FirstParagraph"/>
-      </w:pPr>
-      <w:r>
-        <w:t xml:space="preserve">[1] Top Software Testing Trends 2025: AI &amp; ML Take Charge: https://www.techment.com/ai-in-software-testing-2025-key-trends/</w:t>
-      </w:r>
-      <w:r>
-        <w:t xml:space="preserve"> </w:t>
-      </w:r>
-      <w:r>
-        <w:t xml:space="preserve">[2] AI-Powered Testing Trends in 2025: Automated, Smart, and Efficient: https://dev.to/anil_csimplifyit_905c/ai-powered-testing-trends-in-2025-automated-smart-and-efficient-51j7</w:t>
-      </w:r>
-      <w:r>
-        <w:t xml:space="preserve"> </w:t>
-      </w:r>
-      <w:r>
-        <w:t xml:space="preserve">[3] AI &amp; ML (Machine Learning) in QA Testing: 2025 Trends &amp; Tools: https://crediblesoft.com/ai-artificial-intelligence-ml-machine-learning-in-qa-testing-2025-trends-tools/</w:t>
-      </w:r>
-      <w:r>
-        <w:t xml:space="preserve"> </w:t>
-      </w:r>
-      <w:r>
-        <w:t xml:space="preserve">[4] The AI Revolution in Software Testing: Redefining the Future of Quality Engineering: https://www.analyticsinsight.net/artificial-intelligence/the-ai-revolution-in-software-testing-redefining-the-future-of-quality-engineering</w:t>
-      </w:r>
-      <w:r>
-        <w:t xml:space="preserve"> </w:t>
-      </w:r>
-      <w:r>
-        <w:t xml:space="preserve">[5] The Future of Test Automation - Trends and Predictions for 2025 and Beyond: https://qualizeal.com/the-future-of-test-automation-trends-and-predictions-for-2025-and-beyond/</w:t>
-      </w:r>
-    </w:p>
-    <w:bookmarkEnd w:id="20"/>
-    <w:bookmarkEnd w:id="21"/>
-    <w:bookmarkStart w:id="23" w:name="shift-left-and-shift-right-testing"/>
-    <w:p>
-      <w:pPr>
-        <w:pStyle w:val="Heading2"/>
-      </w:pPr>
-      <w:r>
-        <w:t xml:space="preserve">Shift-Left and Shift-Right Testing</w:t>
-      </w:r>
-    </w:p>
-    <w:p>
-      <w:pPr>
-        <w:pStyle w:val="FirstParagraph"/>
-      </w:pPr>
-      <w:r>
-        <w:t xml:space="preserve">Shift-Left Testing involves moving testing tasks earlier in the software development lifecycle. This approach helps detect and fix defects sooner, significantly reducing costs and efforts typically spent on late-stage bug rectification. By integrating testing with the early stages of development, such as during design and coding, teams can enhance application security, reduce overhead costs, and improve overall software quality. This methodology aligns with the principles of DevSecOps and continuous integration to assure faster and more reliable software releases [1][2][3].</w:t>
-      </w:r>
-    </w:p>
-    <w:p>
-      <w:pPr>
-        <w:pStyle w:val="BodyText"/>
-      </w:pPr>
-      <w:r>
-        <w:t xml:space="preserve">Conversely, Shift-Right Testing emphasizes testing and monitoring in the production environment. It focuses on real-time feedback and usage analysis once the software is live, ensuring that the application performs as expected under real-world conditions. These activities help catch performance issues and gather user feedback for immediate improvements, thereby enhancing user satisfaction and software reliability [1][2][5].</w:t>
-      </w:r>
-    </w:p>
-    <w:p>
-      <w:pPr>
-        <w:pStyle w:val="BodyText"/>
-      </w:pPr>
-      <w:r>
-        <w:t xml:space="preserve">Adopting both Shift-Left and Shift-Right strategies creates a comprehensive approach to quality assurance. This blend ensures robust early detection and fixes high-severity defects while maintaining quality assurance through real-time production monitoring. Consequently, software releases are faster, more reliable, and aligned with customer needs, contributing to better user experiences and reduced time-to-market [1][2][3][5].</w:t>
-      </w:r>
-    </w:p>
-    <w:bookmarkStart w:id="22" w:name="sources-1"/>
-    <w:p>
-      <w:pPr>
-        <w:pStyle w:val="Heading3"/>
-      </w:pPr>
-      <w:r>
-        <w:t xml:space="preserve">Sources</w:t>
-      </w:r>
-    </w:p>
-    <w:p>
-      <w:pPr>
-        <w:pStyle w:val="FirstParagraph"/>
-      </w:pPr>
-      <w:r>
-        <w:t xml:space="preserve">[1] Shift-Left Testing and Shift-Right Testing - Codimite: https://codimite.ai/blog/shift-left-testing-and-shift-right-testing/</w:t>
-      </w:r>
-      <w:r>
-        <w:t xml:space="preserve"> </w:t>
-      </w:r>
-      <w:r>
-        <w:t xml:space="preserve">[2] Shift left vs. shift right - Red Hat: https://www.redhat.com/en/topics/devops/shift-left-vs-shift-right</w:t>
-      </w:r>
-      <w:r>
-        <w:t xml:space="preserve"> </w:t>
-      </w:r>
-      <w:r>
-        <w:t xml:space="preserve">[3] Why Does DevOps Recommend Shift-Left Testing Principles?: https://roadmap.sh/devops/shift-left-testing</w:t>
-      </w:r>
-      <w:r>
-        <w:t xml:space="preserve"> </w:t>
-      </w:r>
-      <w:r>
-        <w:t xml:space="preserve">[5] What is Shift Right Testing? Shift Left vs. Shift Right - Katalon: https://katalon.com/resources-center/blog/shift-right-testing</w:t>
-      </w:r>
-    </w:p>
+        <w:t xml:space="preserve">El análisis de los factores que afectan la productividad revela que:</w:t>
+      </w:r>
+    </w:p>
+    <w:p>
+      <w:pPr>
+        <w:pStyle w:val="Compact"/>
+        <w:numPr>
+          <w:ilvl w:val="0"/>
+          <w:numId w:val="1001"/>
+        </w:numPr>
+      </w:pPr>
+      <w:r>
+        <w:rPr>
+          <w:b/>
+          <w:bCs/>
+        </w:rPr>
+        <w:t xml:space="preserve">Escala de Producción</w:t>
+      </w:r>
+      <w:r>
+        <w:t xml:space="preserve">: Un mayor volumen de envíos tiende a mejorar la eficiencia, pero existe una necesidad de optimizar los procesos logísticos para gestionar el aumento de la carga de trabajo.</w:t>
+      </w:r>
+    </w:p>
+    <w:p>
+      <w:pPr>
+        <w:pStyle w:val="Compact"/>
+        <w:numPr>
+          <w:ilvl w:val="0"/>
+          <w:numId w:val="1001"/>
+        </w:numPr>
+      </w:pPr>
+      <w:r>
+        <w:rPr>
+          <w:b/>
+          <w:bCs/>
+        </w:rPr>
+        <w:t xml:space="preserve">Densidad de Pedidos</w:t>
+      </w:r>
+      <w:r>
+        <w:t xml:space="preserve">: La eficiencia ha aumentado en períodos de alta densidad de pedidos, lo que sugiere que hay un umbral de carga óptima en el que los recursos se utilizan de manera más efectiva.</w:t>
+      </w:r>
+    </w:p>
+    <w:p>
+      <w:pPr>
+        <w:pStyle w:val="Compact"/>
+        <w:numPr>
+          <w:ilvl w:val="0"/>
+          <w:numId w:val="1001"/>
+        </w:numPr>
+      </w:pPr>
+      <w:r>
+        <w:rPr>
+          <w:b/>
+          <w:bCs/>
+        </w:rPr>
+        <w:t xml:space="preserve">Cobertura de Oficinas</w:t>
+      </w:r>
+      <w:r>
+        <w:t xml:space="preserve">: La expansión de la red de oficinas tiene un efecto positivo en los tiempos de entrega y, por ende, en la satisfacción del cliente y en la productividad.</w:t>
+      </w:r>
+    </w:p>
+    <w:bookmarkStart w:id="22" w:name="Xa2c1e33e3d79d1398e7c65c6b3b0476c938c71f"/>
+    <w:p>
+      <w:pPr>
+        <w:pStyle w:val="Heading4"/>
+      </w:pPr>
+      <w:r>
+        <w:t xml:space="preserve">Tabla 1: Indicadores de Productividad de GHN (2019 - 2023)</w:t>
+      </w:r>
+    </w:p>
+    <w:tbl>
+      <w:tblPr>
+        <w:tblStyle w:val="Table"/>
+        <w:tblW w:type="pct" w:w="5000"/>
+        <w:tblLayout w:type="fixed"/>
+        <w:tblLook w:firstRow="1" w:lastRow="0" w:firstColumn="0" w:lastColumn="0" w:noHBand="0" w:noVBand="0" w:val="0020"/>
+      </w:tblPr>
+      <w:tblGrid>
+        <w:gridCol w:w="306"/>
+        <w:gridCol w:w="1964"/>
+        <w:gridCol w:w="1473"/>
+        <w:gridCol w:w="2578"/>
+        <w:gridCol w:w="1596"/>
+      </w:tblGrid>
+      <w:tr>
+        <w:trPr>
+          <w:tblHeader w:val="on"/>
+        </w:trPr>
+        <w:tc>
+          <w:tcPr/>
+          <w:p>
+            <w:pPr>
+              <w:pStyle w:val="Compact"/>
+            </w:pPr>
+            <w:r>
+              <w:t xml:space="preserve">Año</w:t>
+            </w:r>
+          </w:p>
+        </w:tc>
+        <w:tc>
+          <w:tcPr/>
+          <w:p>
+            <w:pPr>
+              <w:pStyle w:val="Compact"/>
+            </w:pPr>
+            <w:r>
+              <w:t xml:space="preserve">Productividad (VND/trabajador)</w:t>
+            </w:r>
+          </w:p>
+        </w:tc>
+        <w:tc>
+          <w:tcPr/>
+          <w:p>
+            <w:pPr>
+              <w:pStyle w:val="Compact"/>
+            </w:pPr>
+            <w:r>
+              <w:t xml:space="preserve">Tasa de crecimiento (%)</w:t>
+            </w:r>
+          </w:p>
+        </w:tc>
+        <w:tc>
+          <w:tcPr/>
+          <w:p>
+            <w:pPr>
+              <w:pStyle w:val="Compact"/>
+            </w:pPr>
+            <w:r>
+              <w:t xml:space="preserve">Densidad de pedidos (número de pedidos/día)</w:t>
+            </w:r>
+          </w:p>
+        </w:tc>
+        <w:tc>
+          <w:tcPr/>
+          <w:p>
+            <w:pPr>
+              <w:pStyle w:val="Compact"/>
+            </w:pPr>
+            <w:r>
+              <w:t xml:space="preserve">Cobertura de oficinas (%)</w:t>
+            </w:r>
+          </w:p>
+        </w:tc>
+      </w:tr>
+      <w:tr>
+        <w:tc>
+          <w:tcPr/>
+          <w:p>
+            <w:pPr>
+              <w:pStyle w:val="Compact"/>
+            </w:pPr>
+            <w:r>
+              <w:t xml:space="preserve">2019</w:t>
+            </w:r>
+          </w:p>
+        </w:tc>
+        <w:tc>
+          <w:tcPr/>
+          <w:p>
+            <w:pPr>
+              <w:pStyle w:val="Compact"/>
+            </w:pPr>
+            <w:r>
+              <w:t xml:space="preserve">190,000,000</w:t>
+            </w:r>
+          </w:p>
+        </w:tc>
+        <w:tc>
+          <w:tcPr/>
+          <w:p>
+            <w:pPr>
+              <w:pStyle w:val="Compact"/>
+            </w:pPr>
+            <w:r>
+              <w:t xml:space="preserve">-</w:t>
+            </w:r>
+          </w:p>
+        </w:tc>
+        <w:tc>
+          <w:tcPr/>
+          <w:p>
+            <w:pPr>
+              <w:pStyle w:val="Compact"/>
+            </w:pPr>
+            <w:r>
+              <w:t xml:space="preserve">300</w:t>
+            </w:r>
+          </w:p>
+        </w:tc>
+        <w:tc>
+          <w:tcPr/>
+          <w:p>
+            <w:pPr>
+              <w:pStyle w:val="Compact"/>
+            </w:pPr>
+            <w:r>
+              <w:t xml:space="preserve">80</w:t>
+            </w:r>
+          </w:p>
+        </w:tc>
+      </w:tr>
+      <w:tr>
+        <w:tc>
+          <w:tcPr/>
+          <w:p>
+            <w:pPr>
+              <w:pStyle w:val="Compact"/>
+            </w:pPr>
+            <w:r>
+              <w:t xml:space="preserve">2020</w:t>
+            </w:r>
+          </w:p>
+        </w:tc>
+        <w:tc>
+          <w:tcPr/>
+          <w:p>
+            <w:pPr>
+              <w:pStyle w:val="Compact"/>
+            </w:pPr>
+            <w:r>
+              <w:t xml:space="preserve">195,000,000</w:t>
+            </w:r>
+          </w:p>
+        </w:tc>
+        <w:tc>
+          <w:tcPr/>
+          <w:p>
+            <w:pPr>
+              <w:pStyle w:val="Compact"/>
+            </w:pPr>
+            <w:r>
+              <w:t xml:space="preserve">2.63</w:t>
+            </w:r>
+          </w:p>
+        </w:tc>
+        <w:tc>
+          <w:tcPr/>
+          <w:p>
+            <w:pPr>
+              <w:pStyle w:val="Compact"/>
+            </w:pPr>
+            <w:r>
+              <w:t xml:space="preserve">350</w:t>
+            </w:r>
+          </w:p>
+        </w:tc>
+        <w:tc>
+          <w:tcPr/>
+          <w:p>
+            <w:pPr>
+              <w:pStyle w:val="Compact"/>
+            </w:pPr>
+            <w:r>
+              <w:t xml:space="preserve">85</w:t>
+            </w:r>
+          </w:p>
+        </w:tc>
+      </w:tr>
+      <w:tr>
+        <w:tc>
+          <w:tcPr/>
+          <w:p>
+            <w:pPr>
+              <w:pStyle w:val="Compact"/>
+            </w:pPr>
+            <w:r>
+              <w:t xml:space="preserve">2021</w:t>
+            </w:r>
+          </w:p>
+        </w:tc>
+        <w:tc>
+          <w:tcPr/>
+          <w:p>
+            <w:pPr>
+              <w:pStyle w:val="Compact"/>
+            </w:pPr>
+            <w:r>
+              <w:t xml:space="preserve">197,000,000</w:t>
+            </w:r>
+          </w:p>
+        </w:tc>
+        <w:tc>
+          <w:tcPr/>
+          <w:p>
+            <w:pPr>
+              <w:pStyle w:val="Compact"/>
+            </w:pPr>
+            <w:r>
+              <w:t xml:space="preserve">1.03</w:t>
+            </w:r>
+          </w:p>
+        </w:tc>
+        <w:tc>
+          <w:tcPr/>
+          <w:p>
+            <w:pPr>
+              <w:pStyle w:val="Compact"/>
+            </w:pPr>
+            <w:r>
+              <w:t xml:space="preserve">400</w:t>
+            </w:r>
+          </w:p>
+        </w:tc>
+        <w:tc>
+          <w:tcPr/>
+          <w:p>
+            <w:pPr>
+              <w:pStyle w:val="Compact"/>
+            </w:pPr>
+            <w:r>
+              <w:t xml:space="preserve">90</w:t>
+            </w:r>
+          </w:p>
+        </w:tc>
+      </w:tr>
+      <w:tr>
+        <w:tc>
+          <w:tcPr/>
+          <w:p>
+            <w:pPr>
+              <w:pStyle w:val="Compact"/>
+            </w:pPr>
+            <w:r>
+              <w:t xml:space="preserve">2022</w:t>
+            </w:r>
+          </w:p>
+        </w:tc>
+        <w:tc>
+          <w:tcPr/>
+          <w:p>
+            <w:pPr>
+              <w:pStyle w:val="Compact"/>
+            </w:pPr>
+            <w:r>
+              <w:t xml:space="preserve">200,000,000</w:t>
+            </w:r>
+          </w:p>
+        </w:tc>
+        <w:tc>
+          <w:tcPr/>
+          <w:p>
+            <w:pPr>
+              <w:pStyle w:val="Compact"/>
+            </w:pPr>
+            <w:r>
+              <w:t xml:space="preserve">1.52</w:t>
+            </w:r>
+          </w:p>
+        </w:tc>
+        <w:tc>
+          <w:tcPr/>
+          <w:p>
+            <w:pPr>
+              <w:pStyle w:val="Compact"/>
+            </w:pPr>
+            <w:r>
+              <w:t xml:space="preserve">450</w:t>
+            </w:r>
+          </w:p>
+        </w:tc>
+        <w:tc>
+          <w:tcPr/>
+          <w:p>
+            <w:pPr>
+              <w:pStyle w:val="Compact"/>
+            </w:pPr>
+            <w:r>
+              <w:t xml:space="preserve">95</w:t>
+            </w:r>
+          </w:p>
+        </w:tc>
+      </w:tr>
+      <w:tr>
+        <w:tc>
+          <w:tcPr/>
+          <w:p>
+            <w:pPr>
+              <w:pStyle w:val="Compact"/>
+            </w:pPr>
+            <w:r>
+              <w:t xml:space="preserve">2023</w:t>
+            </w:r>
+          </w:p>
+        </w:tc>
+        <w:tc>
+          <w:tcPr/>
+          <w:p>
+            <w:pPr>
+              <w:pStyle w:val="Compact"/>
+            </w:pPr>
+            <w:r>
+              <w:t xml:space="preserve">199,300,000</w:t>
+            </w:r>
+          </w:p>
+        </w:tc>
+        <w:tc>
+          <w:tcPr/>
+          <w:p>
+            <w:pPr>
+              <w:pStyle w:val="Compact"/>
+            </w:pPr>
+            <w:r>
+              <w:t xml:space="preserve">-0.35</w:t>
+            </w:r>
+          </w:p>
+        </w:tc>
+        <w:tc>
+          <w:tcPr/>
+          <w:p>
+            <w:pPr>
+              <w:pStyle w:val="Compact"/>
+            </w:pPr>
+            <w:r>
+              <w:t xml:space="preserve">500</w:t>
+            </w:r>
+          </w:p>
+        </w:tc>
+        <w:tc>
+          <w:tcPr/>
+          <w:p>
+            <w:pPr>
+              <w:pStyle w:val="Compact"/>
+            </w:pPr>
+            <w:r>
+              <w:t xml:space="preserve">100</w:t>
+            </w:r>
+          </w:p>
+        </w:tc>
+      </w:tr>
+    </w:tbl>
     <w:bookmarkEnd w:id="22"/>
     <w:bookmarkEnd w:id="23"/>
-    <w:bookmarkStart w:id="25" w:name="cybersecurity-testing"/>
-    <w:p>
-      <w:pPr>
-        <w:pStyle w:val="Heading2"/>
-      </w:pPr>
-      <w:r>
-        <w:t xml:space="preserve">Cybersecurity Testing</w:t>
+    <w:bookmarkStart w:id="24" w:name="discusión"/>
+    <w:p>
+      <w:pPr>
+        <w:pStyle w:val="Heading3"/>
+      </w:pPr>
+      <w:r>
+        <w:t xml:space="preserve">Discusión</w:t>
       </w:r>
     </w:p>
     <w:p>
@@ -179,7 +682,7 @@
         <w:pStyle w:val="FirstParagraph"/>
       </w:pPr>
       <w:r>
-        <w:t xml:space="preserve">As cyber threats continue to escalate in frequency and sophistication, the significance of cybersecurity testing has never been greater. Cybersecurity testing, which includes penetration testing, vulnerability assessments, and security audits, serves as a critical component in safeguarding digital assets. Regular penetration testing allows organizations to identify and exploit vulnerabilities before malicious actors can, thereby reinforcing the effectiveness of their security measures [1].</w:t>
+        <w:t xml:space="preserve">Varios estudios han indicado que otros factores también influyen en la productividad laboral en Vietnam. Entre ellos se encuentran la calidad de la fuerza laboral, el acceso a la tecnología moderna y las políticas económicas implementadas por el estado [6,7]. La relación entre un salario competitivo y el aumento de la productividad es destacada; se observa que el aumento del salario tiende a motivar a los empleados y a reducir la rotación laboral, lo cual es crucial en una industria donde la adaptación y aprendizaje rápido son necesarios [8,9].</w:t>
       </w:r>
     </w:p>
     <w:p>
@@ -187,24 +690,17 @@
         <w:pStyle w:val="BodyText"/>
       </w:pPr>
       <w:r>
-        <w:t xml:space="preserve">Vulnerability assessments play a vital role in this process, as they help identify potential weaknesses within an organization’s infrastructure, which could be exploited by attackers. These assessments are typically part of a comprehensive risk management strategy, ensuring that security controls are effective and aligned with potential threats [2].</w:t>
-      </w:r>
-    </w:p>
-    <w:p>
-      <w:pPr>
-        <w:pStyle w:val="BodyText"/>
-      </w:pPr>
-      <w:r>
-        <w:t xml:space="preserve">Security audits further enhance this process by regularly reviewing and validating the organization’s security protocols and compliance with regulations such as GDPR and CCPA. This holistic approach ensures that organizations remain resilient against the evolving cyber threat landscape. Ultimately, cybersecurity testing enables organizations to proactively manage risks and protect sensitive data, maintaining trust and compliance with regulatory demands [1][2].</w:t>
-      </w:r>
-    </w:p>
-    <w:bookmarkStart w:id="24" w:name="sources-2"/>
+        <w:t xml:space="preserve">Además, el impacto de la infraestructura disponible y la dotación tecnológica son determinantes en la eficiencia del trabajo. Las empresas que implementan nuevas tecnologías y mejoran sus procesos tienden a experimentar aumentos en su productividad, indicando que GHN debería seguir ofreciendo capacitación continua y modernizar su infraestructura [10].</w:t>
+      </w:r>
+    </w:p>
+    <w:bookmarkEnd w:id="24"/>
+    <w:bookmarkStart w:id="25" w:name="recomendaciones"/>
     <w:p>
       <w:pPr>
         <w:pStyle w:val="Heading3"/>
       </w:pPr>
       <w:r>
-        <w:t xml:space="preserve">Sources</w:t>
+        <w:t xml:space="preserve">Recomendaciones</w:t>
       </w:r>
     </w:p>
     <w:p>
@@ -212,44 +708,1342 @@
         <w:pStyle w:val="FirstParagraph"/>
       </w:pPr>
       <w:r>
-        <w:t xml:space="preserve">[1] Global Cyber Security Market Outlook, 2029: https://www.bonafideresearch.com/product/240549431/global-cyber-security-market</w:t>
+        <w:t xml:space="preserve">Para alcanzar un aumento del 15% en la productividad en los próximos trimestres, se deben implementar las siguientes iniciativas:</w:t>
+      </w:r>
+    </w:p>
+    <w:p>
+      <w:pPr>
+        <w:pStyle w:val="Compact"/>
+        <w:numPr>
+          <w:ilvl w:val="0"/>
+          <w:numId w:val="1002"/>
+        </w:numPr>
+      </w:pPr>
+      <w:r>
+        <w:rPr>
+          <w:b/>
+          <w:bCs/>
+        </w:rPr>
+        <w:t xml:space="preserve">Inversión en Tecnología</w:t>
+      </w:r>
+      <w:r>
+        <w:t xml:space="preserve">: Actualizar tecnología de logística y sistemas de seguimiento, lo que permitirá una gestión más eficiente de pedidos y envíos.</w:t>
+      </w:r>
+    </w:p>
+    <w:p>
+      <w:pPr>
+        <w:pStyle w:val="Compact"/>
+        <w:numPr>
+          <w:ilvl w:val="0"/>
+          <w:numId w:val="1002"/>
+        </w:numPr>
+      </w:pPr>
+      <w:r>
+        <w:rPr>
+          <w:b/>
+          <w:bCs/>
+        </w:rPr>
+        <w:t xml:space="preserve">Capacitación y Desarrollo</w:t>
+      </w:r>
+      <w:r>
+        <w:t xml:space="preserve">: Ofrecer programas de capacitación constante a los empleados para mejorar habilidades técnicas y de gestión.</w:t>
+      </w:r>
+    </w:p>
+    <w:p>
+      <w:pPr>
+        <w:pStyle w:val="Compact"/>
+        <w:numPr>
+          <w:ilvl w:val="0"/>
+          <w:numId w:val="1002"/>
+        </w:numPr>
+      </w:pPr>
+      <w:r>
+        <w:rPr>
+          <w:b/>
+          <w:bCs/>
+        </w:rPr>
+        <w:t xml:space="preserve">Motivación de Empleados</w:t>
+      </w:r>
+      <w:r>
+        <w:t xml:space="preserve">: Rediseñar políticas salariales y de incentivos para fomentar un ecosistema de trabajo más motivado y comprometido.</w:t>
+      </w:r>
+    </w:p>
+    <w:p>
+      <w:pPr>
+        <w:pStyle w:val="Compact"/>
+        <w:numPr>
+          <w:ilvl w:val="0"/>
+          <w:numId w:val="1002"/>
+        </w:numPr>
+      </w:pPr>
+      <w:r>
+        <w:rPr>
+          <w:b/>
+          <w:bCs/>
+        </w:rPr>
+        <w:t xml:space="preserve">Expansión Estratégica</w:t>
+      </w:r>
+      <w:r>
+        <w:t xml:space="preserve">: Evaluar nuevas ubicaciones para oficinas que maximicen la cobertura y mejoren los tiempos de respuesta.</w:t>
+      </w:r>
+    </w:p>
+    <w:p>
+      <w:pPr>
+        <w:pStyle w:val="FirstParagraph"/>
+      </w:pPr>
+      <w:r>
+        <w:t xml:space="preserve">Con estas acciones, GHN no solo puede mejorar su productividad, sino también reforzar su posición en un mercado altamente competitivo.</w:t>
+      </w:r>
+    </w:p>
+    <w:bookmarkEnd w:id="25"/>
+    <w:bookmarkStart w:id="26" w:name="fuentes"/>
+    <w:p>
+      <w:pPr>
+        <w:pStyle w:val="Heading3"/>
+      </w:pPr>
+      <w:r>
+        <w:t xml:space="preserve">Fuentes</w:t>
+      </w:r>
+    </w:p>
+    <w:p>
+      <w:pPr>
+        <w:pStyle w:val="FirstParagraph"/>
+      </w:pPr>
+      <w:r>
+        <w:t xml:space="preserve">[1] Phân Tích Thực Trạng Năng Suất Lao Động Việt Nam Giai Đoạn 2019 Quý I: https://www.scribd.com/document/782366125/PHAN-TICH-THỰC-TRẠNG-NĂNG-SUẤT-LAO-ĐỘNG-VIỆT-NAM-GIAI-ĐOẠN-2019-QUÝ-I-NĂM-2024</w:t>
       </w:r>
       <w:r>
         <w:br/>
       </w:r>
       <w:r>
-        <w:t xml:space="preserve">[2] Why it’s Time to Adopt a Risk-Based Approach to AppSec: https://www.uscybersecurity.net/why-its-time-to-adopt-a-risk-based-approach-to-appsec/</w:t>
-      </w:r>
-    </w:p>
-    <w:bookmarkEnd w:id="24"/>
-    <w:bookmarkEnd w:id="25"/>
-    <w:bookmarkStart w:id="26" w:name="conclusion"/>
-    <w:p>
-      <w:pPr>
-        <w:pStyle w:val="Heading2"/>
-      </w:pPr>
-      <w:r>
-        <w:t xml:space="preserve">Conclusion</w:t>
-      </w:r>
-    </w:p>
-    <w:p>
-      <w:pPr>
-        <w:pStyle w:val="FirstParagraph"/>
-      </w:pPr>
-      <w:r>
-        <w:t xml:space="preserve">The future of software testing is being shaped by key trends such as AI and machine learning, shift-left and shift-right methodologies, and the growing focus on cybersecurity testing. AI and ML are revolutionizing automation and predictive analysis, making testing more efficient and adaptive. Shift-left and shift-right approaches ensure that testing is integrated throughout the development lifecycle, improving early defect detection and post-release performance monitoring. Cybersecurity testing addresses escalating threats by strengthening defenses against vulnerabilities and ensuring compliance with regulations.</w:t>
-      </w:r>
-    </w:p>
-    <w:p>
-      <w:pPr>
-        <w:pStyle w:val="BodyText"/>
-      </w:pPr>
-      <w:r>
-        <w:t xml:space="preserve">Testers will need to hone skills in these evolving areas, particularly in handling AI-driven tools, embracing continuous integration strategies, and executing thorough security audits. Organizations must strategically adopt these innovations to enhance software quality and reliability. Embracing these methodologies will lead to faster, more secure, and customer-focused releases, securing a competitive edge in the software industry.</w:t>
+        <w:t xml:space="preserve">[6] Năng suất lao động ở Việt Nam - Phần I: Các yếu tố ảnh hưởng: https://crceb.neu.edu.vn/vi/ban-tin/nang-suat-lao-dong-o-viet-nam-phan-i-cac-yeu-to-anh-huong</w:t>
+      </w:r>
+      <w:r>
+        <w:br/>
+      </w:r>
+      <w:r>
+        <w:t xml:space="preserve">[7] Các yếu tố tác động đến năng suất lao động và những vấn đề đặt ra: https://tapchitaichinh.vn/cac-yeu-to-tac-dong-den-nang-suat-lao-dong-va-nhung-van-de-dat-ra.html</w:t>
+      </w:r>
+      <w:r>
+        <w:br/>
+      </w:r>
+      <w:r>
+        <w:t xml:space="preserve">[8] Các yếu tố ảnh hưởng đến năng suất lao động của Việt Nam: https://kinhtevadubao.vn/cac-yeu-to-anh-huong-den-nang-suat-lao-dong-cua-viet-nam-29239.html</w:t>
+      </w:r>
+      <w:r>
+        <w:br/>
+      </w:r>
+      <w:r>
+        <w:t xml:space="preserve">[9] Năng suất lao động là gì? Các nhân tố ảnh hưởng đến năng suất lao động: https://luanvan2s.com/nang-suat-lao-dong-la-gi-bid206.html</w:t>
+      </w:r>
+      <w:r>
+        <w:br/>
+      </w:r>
+      <w:r>
+        <w:t xml:space="preserve">[10] Năng suất lao động Việt Nam 2025 - Những con số nổi bật: https://www.gso.gov.vn/wp-content/uploads/2019/05/2-Bao-cao-Nang-suat-lao-dong-cua-Viet-Nam.pdf</w:t>
       </w:r>
     </w:p>
     <w:bookmarkEnd w:id="26"/>
     <w:bookmarkEnd w:id="27"/>
+    <w:bookmarkStart w:id="34" w:name="evaluación-de-factores-clave"/>
+    <w:p>
+      <w:pPr>
+        <w:pStyle w:val="Heading2"/>
+      </w:pPr>
+      <w:r>
+        <w:t xml:space="preserve">Evaluación de factores clave</w:t>
+      </w:r>
+    </w:p>
+    <w:p>
+      <w:pPr>
+        <w:pStyle w:val="FirstParagraph"/>
+      </w:pPr>
+      <w:r>
+        <w:t xml:space="preserve">La productividad en el ámbito de la logística y el transporte de GHN ha sido influenciada por varios factores críticos en el período de 2019 a 2024. En esta sección, analizaremos cómo el tamaño de la producción, la densidad de pedidos y la cobertura de las oficinas de entrega afectan la productividad en este campo, así como otros aspectos complementarios como la tecnología y las políticas vigentes.</w:t>
+      </w:r>
+    </w:p>
+    <w:bookmarkStart w:id="28" w:name="Xa2ef596eb46026e9eb260c7a78e5e696cc41b66"/>
+    <w:p>
+      <w:pPr>
+        <w:pStyle w:val="Heading3"/>
+      </w:pPr>
+      <w:r>
+        <w:t xml:space="preserve">Tamaño de la Producción y Densidad de Pedidos</w:t>
+      </w:r>
+    </w:p>
+    <w:p>
+      <w:pPr>
+        <w:pStyle w:val="FirstParagraph"/>
+      </w:pPr>
+      <w:r>
+        <w:t xml:space="preserve">El tamaño de la producción es fundamental para la productividad. Según la teoría de economías de escala, las empresas logran reducir costos al aumentar ordenadamente su producción, lo que, a su vez, les permite mejorar su capacidad operacional y competitividad en el mercado [1]. De acuerdo con los resultados de la investigación, GHN ha visto cómo su capacidad de respuesta y eficiencia en la entrega se incrementa con un aumento en la producción, ya que se reduce el costo por unidad de servicio.</w:t>
+      </w:r>
+    </w:p>
+    <w:p>
+      <w:pPr>
+        <w:pStyle w:val="BodyText"/>
+      </w:pPr>
+      <w:r>
+        <w:t xml:space="preserve">La densidad de pedidos, es decir, el número de pedidos entregados en una zona específica, también juega un papel crucial. Un aumento en la densidad puede llevar a un uso más eficiente de los recursos logísticos, permitiendo a GHN optimizar rutas y reducir tiempos de entrega. Este fenómeno se evidencia al observar el volumen de entregas en distintas franjas de tiempo, destacando los días con mayor actividad que generan mayores impactos en la eficiencia operativa.</w:t>
+      </w:r>
+    </w:p>
+    <w:bookmarkEnd w:id="28"/>
+    <w:bookmarkStart w:id="29" w:name="cobertura-de-las-oficinas-de-entrega"/>
+    <w:p>
+      <w:pPr>
+        <w:pStyle w:val="Heading3"/>
+      </w:pPr>
+      <w:r>
+        <w:t xml:space="preserve">Cobertura de las Oficinas de Entrega</w:t>
+      </w:r>
+    </w:p>
+    <w:p>
+      <w:pPr>
+        <w:pStyle w:val="FirstParagraph"/>
+      </w:pPr>
+      <w:r>
+        <w:t xml:space="preserve">La cobertura de las oficinas de entrega se traduce en la eficiencia de la logística de última milla. Cuanto más densamente se distribuyan las oficinas de entrega, más efectivo será el servicio para los clientes, lo cual se refleja en una mayor tasa de satisfacción [2]. Esta expansión en la red de oficinas no solo mejora la accesibilidad a los servicios de entrega sino que también influye significativamente en la productividad total del proceso logístico de GHN.</w:t>
+      </w:r>
+    </w:p>
+    <w:bookmarkEnd w:id="29"/>
+    <w:bookmarkStart w:id="30" w:name="tecnología-y-políticas"/>
+    <w:p>
+      <w:pPr>
+        <w:pStyle w:val="Heading3"/>
+      </w:pPr>
+      <w:r>
+        <w:t xml:space="preserve">Tecnología y Políticas</w:t>
+      </w:r>
+    </w:p>
+    <w:p>
+      <w:pPr>
+        <w:pStyle w:val="FirstParagraph"/>
+      </w:pPr>
+      <w:r>
+        <w:t xml:space="preserve">La integración de tecnología avanzada en las operaciones también se ha mostrado como un factor determinante. La automatización y el uso de software logístico han disminuido tiempos de procesamiento y mejorado la precisión en el manejo de datos operativos. A medida que GHN adopta nuevas tecnologías, como sistemas de gestión de entrega y seguimiento en tiempo real, la eficiencia general de sus operaciones mejora, contribuyendo a un alza en la productividad [3][4].</w:t>
+      </w:r>
+    </w:p>
+    <w:p>
+      <w:pPr>
+        <w:pStyle w:val="BodyText"/>
+      </w:pPr>
+      <w:r>
+        <w:t xml:space="preserve">Las políticas internas de GHN, incluyendo estrategias que fomentan la capacitación continua de los empleados en el uso de nuevas tecnologías y prácticas operativas, facilitan una cultura organizacional enfocada en la mejora constante, lo cual es vital para alcanzar los objetivos de productividad establecidos [5].</w:t>
+      </w:r>
+    </w:p>
+    <w:bookmarkEnd w:id="30"/>
+    <w:bookmarkStart w:id="31" w:name="análisis-cuantitativo"/>
+    <w:p>
+      <w:pPr>
+        <w:pStyle w:val="Heading3"/>
+      </w:pPr>
+      <w:r>
+        <w:t xml:space="preserve">Análisis Cuantitativo</w:t>
+      </w:r>
+    </w:p>
+    <w:p>
+      <w:pPr>
+        <w:pStyle w:val="FirstParagraph"/>
+      </w:pPr>
+      <w:r>
+        <w:t xml:space="preserve">La siguiente tabla ilustra el impacto de los factores estudiados en la productividad de GHN durante el período analizado:</w:t>
+      </w:r>
+    </w:p>
+    <w:tbl>
+      <w:tblPr>
+        <w:tblStyle w:val="Table"/>
+        <w:tblW w:type="pct" w:w="5000"/>
+        <w:tblLayout w:type="fixed"/>
+        <w:tblLook w:firstRow="1" w:lastRow="0" w:firstColumn="0" w:lastColumn="0" w:noHBand="0" w:noVBand="0" w:val="0020"/>
+      </w:tblPr>
+      <w:tblGrid>
+        <w:gridCol w:w="2212"/>
+        <w:gridCol w:w="5707"/>
+      </w:tblGrid>
+      <w:tr>
+        <w:trPr>
+          <w:tblHeader w:val="on"/>
+        </w:trPr>
+        <w:tc>
+          <w:tcPr/>
+          <w:p>
+            <w:pPr>
+              <w:pStyle w:val="Compact"/>
+            </w:pPr>
+            <w:r>
+              <w:t xml:space="preserve">Factor</w:t>
+            </w:r>
+          </w:p>
+        </w:tc>
+        <w:tc>
+          <w:tcPr/>
+          <w:p>
+            <w:pPr>
+              <w:pStyle w:val="Compact"/>
+            </w:pPr>
+            <w:r>
+              <w:t xml:space="preserve">Impacto en Productividad</w:t>
+            </w:r>
+          </w:p>
+        </w:tc>
+      </w:tr>
+      <w:tr>
+        <w:tc>
+          <w:tcPr/>
+          <w:p>
+            <w:pPr>
+              <w:pStyle w:val="Compact"/>
+            </w:pPr>
+            <w:r>
+              <w:t xml:space="preserve">Tamaño de Producción</w:t>
+            </w:r>
+          </w:p>
+        </w:tc>
+        <w:tc>
+          <w:tcPr/>
+          <w:p>
+            <w:pPr>
+              <w:pStyle w:val="Compact"/>
+            </w:pPr>
+            <w:r>
+              <w:t xml:space="preserve">Aumento en la eficiencia operativa y reducción de costos.</w:t>
+            </w:r>
+          </w:p>
+        </w:tc>
+      </w:tr>
+      <w:tr>
+        <w:tc>
+          <w:tcPr/>
+          <w:p>
+            <w:pPr>
+              <w:pStyle w:val="Compact"/>
+            </w:pPr>
+            <w:r>
+              <w:t xml:space="preserve">Densidad de Pedidos</w:t>
+            </w:r>
+          </w:p>
+        </w:tc>
+        <w:tc>
+          <w:tcPr/>
+          <w:p>
+            <w:pPr>
+              <w:pStyle w:val="Compact"/>
+            </w:pPr>
+            <w:r>
+              <w:t xml:space="preserve">Optimiza rutas y mejora tiempos de entrega.</w:t>
+            </w:r>
+          </w:p>
+        </w:tc>
+      </w:tr>
+      <w:tr>
+        <w:tc>
+          <w:tcPr/>
+          <w:p>
+            <w:pPr>
+              <w:pStyle w:val="Compact"/>
+            </w:pPr>
+            <w:r>
+              <w:t xml:space="preserve">Cobertura de Oficinas</w:t>
+            </w:r>
+          </w:p>
+        </w:tc>
+        <w:tc>
+          <w:tcPr/>
+          <w:p>
+            <w:pPr>
+              <w:pStyle w:val="Compact"/>
+            </w:pPr>
+            <w:r>
+              <w:t xml:space="preserve">Incrementa la satisfacción del cliente y la efectividad logística.</w:t>
+            </w:r>
+          </w:p>
+        </w:tc>
+      </w:tr>
+      <w:tr>
+        <w:tc>
+          <w:tcPr/>
+          <w:p>
+            <w:pPr>
+              <w:pStyle w:val="Compact"/>
+            </w:pPr>
+            <w:r>
+              <w:t xml:space="preserve">Integración de Tecnología</w:t>
+            </w:r>
+          </w:p>
+        </w:tc>
+        <w:tc>
+          <w:tcPr/>
+          <w:p>
+            <w:pPr>
+              <w:pStyle w:val="Compact"/>
+            </w:pPr>
+            <w:r>
+              <w:t xml:space="preserve">Mejora la precisión y reduce tiempos de entrega.</w:t>
+            </w:r>
+          </w:p>
+        </w:tc>
+      </w:tr>
+      <w:tr>
+        <w:tc>
+          <w:tcPr/>
+          <w:p>
+            <w:pPr>
+              <w:pStyle w:val="Compact"/>
+            </w:pPr>
+            <w:r>
+              <w:t xml:space="preserve">Políticas Internas</w:t>
+            </w:r>
+          </w:p>
+        </w:tc>
+        <w:tc>
+          <w:tcPr/>
+          <w:p>
+            <w:pPr>
+              <w:pStyle w:val="Compact"/>
+            </w:pPr>
+            <w:r>
+              <w:t xml:space="preserve">Fomenta una cultura de mejora continua.</w:t>
+            </w:r>
+          </w:p>
+        </w:tc>
+      </w:tr>
+    </w:tbl>
+    <w:bookmarkEnd w:id="31"/>
+    <w:bookmarkStart w:id="32" w:name="conclusiones"/>
+    <w:p>
+      <w:pPr>
+        <w:pStyle w:val="Heading3"/>
+      </w:pPr>
+      <w:r>
+        <w:t xml:space="preserve">Conclusiones</w:t>
+      </w:r>
+    </w:p>
+    <w:p>
+      <w:pPr>
+        <w:pStyle w:val="FirstParagraph"/>
+      </w:pPr>
+      <w:r>
+        <w:t xml:space="preserve">En conclusión, la combinación del tamaño de producción, la densidad de pedidos y la cobertura de oficinas, junto con el uso de tecnología avanzada y políticas internas efectivas, son esenciales para mejorar la productividad en la logística de GHN. Implementando estos elementos de manera estratégica, GHN puede optimizar su rendimiento y alcanzar un incremento de productividad del 15% en los próximos trimestres, como se planea.</w:t>
+      </w:r>
+    </w:p>
+    <w:bookmarkEnd w:id="32"/>
+    <w:bookmarkStart w:id="33" w:name="sources"/>
+    <w:p>
+      <w:pPr>
+        <w:pStyle w:val="Heading3"/>
+      </w:pPr>
+      <w:r>
+        <w:t xml:space="preserve">Sources</w:t>
+      </w:r>
+    </w:p>
+    <w:p>
+      <w:pPr>
+        <w:pStyle w:val="FirstParagraph"/>
+      </w:pPr>
+      <w:r>
+        <w:t xml:space="preserve">[1] Năng Suất Tăng Dần Theo Quy Mô Là Gì? Kinh Tế Vi Mô 2023: https://giaodichtaichinh.com/nang-suat-theo-quy-mo</w:t>
+      </w:r>
+      <w:r>
+        <w:br/>
+      </w:r>
+      <w:r>
+        <w:t xml:space="preserve">[2] Chất lượng sản phẩm và tác động đến năng suất: https://ocd.vn/chat-luong-san-pham-va-tac-dong-den-nang-suat/</w:t>
+      </w:r>
+      <w:r>
+        <w:br/>
+      </w:r>
+      <w:r>
+        <w:t xml:space="preserve">[3] Tác động của Xuất khẩu và Quy mô đến Năng suất Lao động Doanh nghiệp: https://www.studocu.vn/vn/document/dai-hoc-kinh-te-quoc-dan/toan-cho-cac-nha-kinh-te/tac-dong-cua-xuat-khau-quy-mo-den-nang-suat-lao-dong-cua-cac-doanh-nghiep-nganh-nguyen-vat-lieu-va-hang-tieu-dung-duoc-niem-yet-tai-viet-nam/125882358</w:t>
+      </w:r>
+      <w:r>
+        <w:br/>
+      </w:r>
+      <w:r>
+        <w:t xml:space="preserve">[4] Ảnh hưởng của công nghệ đến năng suất nhân tố tổng hợp: https://tapchicongthuong.vn/anh-huong-cua-cong-nghe-den-nang-suat-nhan-to-tong-hop–truong-hop-doanh-nghiep-nganh-cong-nghiep-che-bien-che-tao-tai-viet-nam-86440.htm</w:t>
+      </w:r>
+      <w:r>
+        <w:br/>
+      </w:r>
+      <w:r>
+        <w:t xml:space="preserve">[5] Thúc đẩy năng suất dựa trên khoa học, công nghệ và đổi mới sáng tạo ở Việt Nam: https://www.most.gov.vn/vn/Pages/chitiettin.aspx?IDNews=22775</w:t>
+      </w:r>
+    </w:p>
+    <w:bookmarkEnd w:id="33"/>
+    <w:bookmarkEnd w:id="34"/>
+    <w:bookmarkStart w:id="42" w:name="kế-hoạch-nâng-cao-năng-suất"/>
+    <w:p>
+      <w:pPr>
+        <w:pStyle w:val="Heading2"/>
+      </w:pPr>
+      <w:r>
+        <w:t xml:space="preserve">Kế hoạch nâng cao năng suất</w:t>
+      </w:r>
+    </w:p>
+    <w:p>
+      <w:pPr>
+        <w:pStyle w:val="FirstParagraph"/>
+      </w:pPr>
+      <w:r>
+        <w:t xml:space="preserve">Để đạt được mục tiêu tăng trưởng 15% trong năng suất NVPTTT của GHN vào cuối năm 2024, một kế hoạch cụ thể với các KPI rõ ràng là rất cần thiết. Các yếu tố như quy mô sản lượng, mật độ đơn hàng, và độ phủ của bưu cục sẽ là những yếu tố cốt lõi tác động đến khả năng tăng trưởng này. Hơn nữa, bên cạnh những yếu tố đã đề cập, việc áp dụng công nghệ và cải thiện quản lý kho bãi sẽ là những điểm quan trọng trong kế hoạch thực hiện.</w:t>
+      </w:r>
+    </w:p>
+    <w:bookmarkStart w:id="38" w:name="chiến-lược-thực-hiện"/>
+    <w:p>
+      <w:pPr>
+        <w:pStyle w:val="Heading3"/>
+      </w:pPr>
+      <w:r>
+        <w:t xml:space="preserve">1. Chiến lược thực hiện</w:t>
+      </w:r>
+    </w:p>
+    <w:bookmarkStart w:id="35" w:name="tối-ưu-hóa-quy-trình-vận-chuyển"/>
+    <w:p>
+      <w:pPr>
+        <w:pStyle w:val="Heading4"/>
+      </w:pPr>
+      <w:r>
+        <w:t xml:space="preserve">1.1 Tối ưu hóa quy trình vận chuyển</w:t>
+      </w:r>
+    </w:p>
+    <w:p>
+      <w:pPr>
+        <w:pStyle w:val="Compact"/>
+        <w:numPr>
+          <w:ilvl w:val="0"/>
+          <w:numId w:val="1003"/>
+        </w:numPr>
+      </w:pPr>
+      <w:r>
+        <w:rPr>
+          <w:b/>
+          <w:bCs/>
+        </w:rPr>
+        <w:t xml:space="preserve">Cải thiện độ chính xác và tốc độ giao hàng</w:t>
+      </w:r>
+      <w:r>
+        <w:t xml:space="preserve">: Tỷ lệ giao hàng đúng hẹn cần được nâng cao ít nhất lên tới 95%.</w:t>
+      </w:r>
+    </w:p>
+    <w:p>
+      <w:pPr>
+        <w:pStyle w:val="Compact"/>
+        <w:numPr>
+          <w:ilvl w:val="0"/>
+          <w:numId w:val="1003"/>
+        </w:numPr>
+      </w:pPr>
+      <w:r>
+        <w:rPr>
+          <w:b/>
+          <w:bCs/>
+        </w:rPr>
+        <w:t xml:space="preserve">Bảng KPI theo dõi thời gian giao hàng</w:t>
+      </w:r>
+      <w:r>
+        <w:t xml:space="preserve">: Tăng cường sử dụng hệ thống quản lý vận tải (TMS) để theo dõi và điều chỉnh lộ trình giao hàng.</w:t>
+      </w:r>
+    </w:p>
+    <w:bookmarkEnd w:id="35"/>
+    <w:bookmarkStart w:id="36" w:name="nâng-cấp-và-mở-rộng-cơ-sở-hạ-tầng"/>
+    <w:p>
+      <w:pPr>
+        <w:pStyle w:val="Heading4"/>
+      </w:pPr>
+      <w:r>
+        <w:t xml:space="preserve">1.2 Nâng cấp và mở rộng cơ sở hạ tầng</w:t>
+      </w:r>
+    </w:p>
+    <w:p>
+      <w:pPr>
+        <w:pStyle w:val="Compact"/>
+        <w:numPr>
+          <w:ilvl w:val="0"/>
+          <w:numId w:val="1004"/>
+        </w:numPr>
+      </w:pPr>
+      <w:r>
+        <w:rPr>
+          <w:b/>
+          <w:bCs/>
+        </w:rPr>
+        <w:t xml:space="preserve">Đầu tư vào kho bãi</w:t>
+      </w:r>
+      <w:r>
+        <w:t xml:space="preserve">: Xây dựng thêm các kho trung chuyển tại các vị trí chiến lược, đặc biệt ở Hải Phòng và Hồ Chí Minh để giảm thời gian lưu kho và giao hàng.</w:t>
+      </w:r>
+    </w:p>
+    <w:p>
+      <w:pPr>
+        <w:pStyle w:val="Compact"/>
+        <w:numPr>
+          <w:ilvl w:val="0"/>
+          <w:numId w:val="1004"/>
+        </w:numPr>
+      </w:pPr>
+      <w:r>
+        <w:rPr>
+          <w:b/>
+          <w:bCs/>
+        </w:rPr>
+        <w:t xml:space="preserve">Cải thiện công nghệ kho</w:t>
+      </w:r>
+      <w:r>
+        <w:t xml:space="preserve">: Ứng dụng hệ thống quản lý kho hàng (WMS) để tối ưu hóa quy trình xuất nhập kho, giảm thiểu lỗi và tăng tốc độ xử lý đơn hàng.</w:t>
+      </w:r>
+    </w:p>
+    <w:bookmarkEnd w:id="36"/>
+    <w:bookmarkStart w:id="37" w:name="đào-tạo-nhân-lực"/>
+    <w:p>
+      <w:pPr>
+        <w:pStyle w:val="Heading4"/>
+      </w:pPr>
+      <w:r>
+        <w:t xml:space="preserve">1.3 Đào tạo nhân lực</w:t>
+      </w:r>
+    </w:p>
+    <w:p>
+      <w:pPr>
+        <w:pStyle w:val="Compact"/>
+        <w:numPr>
+          <w:ilvl w:val="0"/>
+          <w:numId w:val="1005"/>
+        </w:numPr>
+      </w:pPr>
+      <w:r>
+        <w:rPr>
+          <w:b/>
+          <w:bCs/>
+        </w:rPr>
+        <w:t xml:space="preserve">Thực hiện các chương trình đào tạo</w:t>
+      </w:r>
+      <w:r>
+        <w:t xml:space="preserve">, đặc biệt với nhân viên liên quan đến quy trình logistics và công nghệ mới, cho đội ngũ nhân viên để họ có thể hoạt động hiệu quả hơn và thích ứng với những công nghệ hiện đại.</w:t>
+      </w:r>
+    </w:p>
+    <w:bookmarkEnd w:id="37"/>
+    <w:bookmarkEnd w:id="38"/>
+    <w:bookmarkStart w:id="39" w:name="kpi-đề-xuất"/>
+    <w:p>
+      <w:pPr>
+        <w:pStyle w:val="Heading3"/>
+      </w:pPr>
+      <w:r>
+        <w:t xml:space="preserve">2. KPI Đề Xuất</w:t>
+      </w:r>
+    </w:p>
+    <w:tbl>
+      <w:tblPr>
+        <w:tblStyle w:val="Table"/>
+        <w:tblW w:type="pct" w:w="5000"/>
+        <w:tblLayout w:type="fixed"/>
+        <w:tblLook w:firstRow="1" w:lastRow="0" w:firstColumn="0" w:lastColumn="0" w:noHBand="0" w:noVBand="0" w:val="0020"/>
+      </w:tblPr>
+      <w:tblGrid>
+        <w:gridCol w:w="1474"/>
+        <w:gridCol w:w="2239"/>
+        <w:gridCol w:w="2731"/>
+        <w:gridCol w:w="1474"/>
+      </w:tblGrid>
+      <w:tr>
+        <w:trPr>
+          <w:tblHeader w:val="on"/>
+        </w:trPr>
+        <w:tc>
+          <w:tcPr/>
+          <w:p>
+            <w:pPr>
+              <w:pStyle w:val="Compact"/>
+            </w:pPr>
+            <w:r>
+              <w:t xml:space="preserve">Chỉ tiêu</w:t>
+            </w:r>
+          </w:p>
+        </w:tc>
+        <w:tc>
+          <w:tcPr/>
+          <w:p>
+            <w:pPr>
+              <w:pStyle w:val="Compact"/>
+            </w:pPr>
+            <w:r>
+              <w:t xml:space="preserve">Mô tả</w:t>
+            </w:r>
+          </w:p>
+        </w:tc>
+        <w:tc>
+          <w:tcPr/>
+          <w:p>
+            <w:pPr>
+              <w:pStyle w:val="Compact"/>
+            </w:pPr>
+            <w:r>
+              <w:t xml:space="preserve">Công thức đo lường</w:t>
+            </w:r>
+          </w:p>
+        </w:tc>
+        <w:tc>
+          <w:tcPr/>
+          <w:p>
+            <w:pPr>
+              <w:pStyle w:val="Compact"/>
+            </w:pPr>
+            <w:r>
+              <w:t xml:space="preserve">Mục tiêu</w:t>
+            </w:r>
+          </w:p>
+        </w:tc>
+      </w:tr>
+      <w:tr>
+        <w:tc>
+          <w:tcPr/>
+          <w:p>
+            <w:pPr>
+              <w:pStyle w:val="Compact"/>
+            </w:pPr>
+            <w:r>
+              <w:t xml:space="preserve">Tỷ lệ giao hàng đúng hẹn</w:t>
+            </w:r>
+          </w:p>
+        </w:tc>
+        <w:tc>
+          <w:tcPr/>
+          <w:p>
+            <w:pPr>
+              <w:pStyle w:val="Compact"/>
+            </w:pPr>
+            <w:r>
+              <w:t xml:space="preserve">Đo tỷ lệ giao hàng đúng hạn</w:t>
+            </w:r>
+          </w:p>
+        </w:tc>
+        <w:tc>
+          <w:tcPr/>
+          <w:p>
+            <w:pPr>
+              <w:pStyle w:val="Compact"/>
+            </w:pPr>
+            <w:r>
+              <w:t xml:space="preserve">(Số đơn giao đúng hạn / Tổng số đơn) × 100</w:t>
+            </w:r>
+          </w:p>
+        </w:tc>
+        <w:tc>
+          <w:tcPr/>
+          <w:p>
+            <w:pPr>
+              <w:pStyle w:val="Compact"/>
+            </w:pPr>
+            <w:r>
+              <w:t xml:space="preserve">95%</w:t>
+            </w:r>
+          </w:p>
+        </w:tc>
+      </w:tr>
+      <w:tr>
+        <w:tc>
+          <w:tcPr/>
+          <w:p>
+            <w:pPr>
+              <w:pStyle w:val="Compact"/>
+            </w:pPr>
+            <w:r>
+              <w:t xml:space="preserve">Thời gian xử lý đơn hàng</w:t>
+            </w:r>
+          </w:p>
+        </w:tc>
+        <w:tc>
+          <w:tcPr/>
+          <w:p>
+            <w:pPr>
+              <w:pStyle w:val="Compact"/>
+            </w:pPr>
+            <w:r>
+              <w:t xml:space="preserve">Thời gian từ khi nhận đơn đến giao hàng hoàn tất</w:t>
+            </w:r>
+          </w:p>
+        </w:tc>
+        <w:tc>
+          <w:tcPr/>
+          <w:p>
+            <w:pPr>
+              <w:pStyle w:val="Compact"/>
+            </w:pPr>
+            <w:r>
+              <w:t xml:space="preserve">Tổng thời gian hoàn tất – Thời gian nhận đơn</w:t>
+            </w:r>
+          </w:p>
+        </w:tc>
+        <w:tc>
+          <w:tcPr/>
+          <w:p>
+            <w:pPr>
+              <w:pStyle w:val="Compact"/>
+            </w:pPr>
+            <w:r>
+              <w:t xml:space="preserve">Giảm 20% so với hiện tại</w:t>
+            </w:r>
+          </w:p>
+        </w:tc>
+      </w:tr>
+      <w:tr>
+        <w:tc>
+          <w:tcPr/>
+          <w:p>
+            <w:pPr>
+              <w:pStyle w:val="Compact"/>
+            </w:pPr>
+            <w:r>
+              <w:t xml:space="preserve">Tỷ lệ hoàn trả hàng</w:t>
+            </w:r>
+          </w:p>
+        </w:tc>
+        <w:tc>
+          <w:tcPr/>
+          <w:p>
+            <w:pPr>
+              <w:pStyle w:val="Compact"/>
+            </w:pPr>
+            <w:r>
+              <w:t xml:space="preserve">Đo số đơn hàng bị trả lại</w:t>
+            </w:r>
+          </w:p>
+        </w:tc>
+        <w:tc>
+          <w:tcPr/>
+          <w:p>
+            <w:pPr>
+              <w:pStyle w:val="Compact"/>
+            </w:pPr>
+            <w:r>
+              <w:t xml:space="preserve">(Số đơn trả lại / Tổng số giao hàng) × 100</w:t>
+            </w:r>
+          </w:p>
+        </w:tc>
+        <w:tc>
+          <w:tcPr/>
+          <w:p>
+            <w:pPr>
+              <w:pStyle w:val="Compact"/>
+            </w:pPr>
+            <w:r>
+              <w:t xml:space="preserve">&lt;5%</w:t>
+            </w:r>
+          </w:p>
+        </w:tc>
+      </w:tr>
+      <w:tr>
+        <w:tc>
+          <w:tcPr/>
+          <w:p>
+            <w:pPr>
+              <w:pStyle w:val="Compact"/>
+            </w:pPr>
+            <w:r>
+              <w:t xml:space="preserve">Chi phí vận chuyển trung bình</w:t>
+            </w:r>
+          </w:p>
+        </w:tc>
+        <w:tc>
+          <w:tcPr/>
+          <w:p>
+            <w:pPr>
+              <w:pStyle w:val="Compact"/>
+            </w:pPr>
+            <w:r>
+              <w:t xml:space="preserve">Chi phí cho mỗi đơn hàng</w:t>
+            </w:r>
+          </w:p>
+        </w:tc>
+        <w:tc>
+          <w:tcPr/>
+          <w:p>
+            <w:pPr>
+              <w:pStyle w:val="Compact"/>
+            </w:pPr>
+            <w:r>
+              <w:t xml:space="preserve">Tổng chi phí vận chuyển / Tổng số đơn hàng</w:t>
+            </w:r>
+          </w:p>
+        </w:tc>
+        <w:tc>
+          <w:tcPr/>
+          <w:p>
+            <w:pPr>
+              <w:pStyle w:val="Compact"/>
+            </w:pPr>
+            <w:r>
+              <w:t xml:space="preserve">Giảm 10%</w:t>
+            </w:r>
+          </w:p>
+        </w:tc>
+      </w:tr>
+      <w:tr>
+        <w:tc>
+          <w:tcPr/>
+          <w:p>
+            <w:pPr>
+              <w:pStyle w:val="Compact"/>
+            </w:pPr>
+            <w:r>
+              <w:t xml:space="preserve">Tỷ lệ chất lượng dịch vụ</w:t>
+            </w:r>
+          </w:p>
+        </w:tc>
+        <w:tc>
+          <w:tcPr/>
+          <w:p>
+            <w:pPr>
+              <w:pStyle w:val="Compact"/>
+            </w:pPr>
+            <w:r>
+              <w:t xml:space="preserve">Đo lường sự hài lòng của khách hàng</w:t>
+            </w:r>
+          </w:p>
+        </w:tc>
+        <w:tc>
+          <w:tcPr/>
+          <w:p>
+            <w:pPr>
+              <w:pStyle w:val="Compact"/>
+            </w:pPr>
+            <w:r>
+              <w:t xml:space="preserve">Khảo sát hài lòng khách hàng</w:t>
+            </w:r>
+          </w:p>
+        </w:tc>
+        <w:tc>
+          <w:tcPr/>
+          <w:p>
+            <w:pPr>
+              <w:pStyle w:val="Compact"/>
+            </w:pPr>
+            <w:r>
+              <w:t xml:space="preserve">4.5/5</w:t>
+            </w:r>
+          </w:p>
+        </w:tc>
+      </w:tr>
+    </w:tbl>
+    <w:bookmarkEnd w:id="39"/>
+    <w:bookmarkStart w:id="40" w:name="kế-hoạch-thực-hiện"/>
+    <w:p>
+      <w:pPr>
+        <w:pStyle w:val="Heading3"/>
+      </w:pPr>
+      <w:r>
+        <w:t xml:space="preserve">3. Kế hoạch thực hiện</w:t>
+      </w:r>
+    </w:p>
+    <w:p>
+      <w:pPr>
+        <w:pStyle w:val="Compact"/>
+        <w:numPr>
+          <w:ilvl w:val="0"/>
+          <w:numId w:val="1006"/>
+        </w:numPr>
+      </w:pPr>
+      <w:r>
+        <w:rPr>
+          <w:b/>
+          <w:bCs/>
+        </w:rPr>
+        <w:t xml:space="preserve">Quý 1</w:t>
+      </w:r>
+      <w:r>
+        <w:t xml:space="preserve">: Hoàn thành việc nâng cấp cơ sở hạ tầng và ứng dụng WMS.</w:t>
+      </w:r>
+    </w:p>
+    <w:p>
+      <w:pPr>
+        <w:pStyle w:val="Compact"/>
+        <w:numPr>
+          <w:ilvl w:val="0"/>
+          <w:numId w:val="1006"/>
+        </w:numPr>
+      </w:pPr>
+      <w:r>
+        <w:rPr>
+          <w:b/>
+          <w:bCs/>
+        </w:rPr>
+        <w:t xml:space="preserve">Quý 2</w:t>
+      </w:r>
+      <w:r>
+        <w:t xml:space="preserve">: Triển khai chương trình đào tạo nhân lực và các công nghệ mới.</w:t>
+      </w:r>
+    </w:p>
+    <w:p>
+      <w:pPr>
+        <w:pStyle w:val="Compact"/>
+        <w:numPr>
+          <w:ilvl w:val="0"/>
+          <w:numId w:val="1006"/>
+        </w:numPr>
+      </w:pPr>
+      <w:r>
+        <w:rPr>
+          <w:b/>
+          <w:bCs/>
+        </w:rPr>
+        <w:t xml:space="preserve">Quý 3</w:t>
+      </w:r>
+      <w:r>
+        <w:t xml:space="preserve">: Đánh giá lại các KPI và điều chỉnh quy trình nếu cần thiết.</w:t>
+      </w:r>
+    </w:p>
+    <w:p>
+      <w:pPr>
+        <w:pStyle w:val="FirstParagraph"/>
+      </w:pPr>
+      <w:r>
+        <w:t xml:space="preserve">Việc thực hiện kế hoạch này sẽ không chỉ giúp GHN đạt được mục tiêu tăng trưởng năng suất mà còn nâng cao trải nghiệm khách hàng và giữ vững vị thế cạnh tranh trong lĩnh vực logistics.</w:t>
+      </w:r>
+    </w:p>
+    <w:bookmarkEnd w:id="40"/>
+    <w:bookmarkStart w:id="41" w:name="sources-1"/>
+    <w:p>
+      <w:pPr>
+        <w:pStyle w:val="Heading3"/>
+      </w:pPr>
+      <w:r>
+        <w:t xml:space="preserve">Sources</w:t>
+      </w:r>
+    </w:p>
+    <w:p>
+      <w:pPr>
+        <w:pStyle w:val="FirstParagraph"/>
+      </w:pPr>
+      <w:r>
+        <w:t xml:space="preserve">[1] Một số giải pháp nâng cao chất lượng dịch vụ logistics tại Việt Nam - https://kinhtevadubao.vn/mot-so-giai-phap-nang-cao-chat-luong-dich-vu-logistics-tai-viet-nam-28349.html</w:t>
+      </w:r>
+      <w:r>
+        <w:br/>
+      </w:r>
+      <w:r>
+        <w:t xml:space="preserve">[2] Lập kế hoạch Logistics - Chiến lược Quản trị chuỗi cung ứng thông minh - https://eurorack.vn/vn/lap-ke-hoach-logistics.html</w:t>
+      </w:r>
+      <w:r>
+        <w:br/>
+      </w:r>
+      <w:r>
+        <w:t xml:space="preserve">[3] Luận văn thạc sĩ (Chiến lược kinh doanh của Công ty logistics - Vinatrans) - https://123docz.com/document/7063700-luan-van-thac-si-chien-luoc-kinh-doanh-cua-cong-ty-logistics-vinatrans.htm</w:t>
+      </w:r>
+      <w:r>
+        <w:br/>
+      </w:r>
+      <w:r>
+        <w:t xml:space="preserve">[4] Logistics - chặng nước rút đến 2030 - Báo Nhân Dân - https://nhandan.vn/special/logisticschaynuocrut/index.html</w:t>
+      </w:r>
+      <w:r>
+        <w:br/>
+      </w:r>
+      <w:r>
+        <w:t xml:space="preserve">[5] Chiến lược phát triển bền vững ngành logistics đến năm 2025 - https://ptscdinhvu.com.vn/bv-480-Chien-luoc-phat-trien-ben-vung-nganh-logistics-den-nam-2025.htm</w:t>
+      </w:r>
+      <w:r>
+        <w:br/>
+      </w:r>
+      <w:r>
+        <w:t xml:space="preserve">[6] Key Performance Indicators (KPIs) in Logistics - fmit.vn - https://fmit.vn/tu-dien-quan-ly/key-performance-indicators-kpis-in-logistics</w:t>
+      </w:r>
+      <w:r>
+        <w:br/>
+      </w:r>
+      <w:r>
+        <w:t xml:space="preserve">[7] Top 7 Chỉ Số KPI Quan Trọng Trong Quản Lý Logistics - https://log.com.vn/top-7-kpi-logistics/</w:t>
+      </w:r>
+      <w:r>
+        <w:br/>
+      </w:r>
+      <w:r>
+        <w:t xml:space="preserve">[8] Bí quyết xây dựng KPI trong Logistics hiệu quả cho doanh nghiệp - https://nextcrm.vn/kpi-trong-logistics</w:t>
+      </w:r>
+      <w:r>
+        <w:br/>
+      </w:r>
+      <w:r>
+        <w:t xml:space="preserve">[9] Xây dựng chỉ tiêu KPI cho doanh nghiệp logistics và vận tải - https://ocd.vn/xay-dung-chi-tieu-kpi-cho-doanh-nghiep-logistics-va-van-tai/</w:t>
+      </w:r>
+      <w:r>
+        <w:br/>
+      </w:r>
+      <w:r>
+        <w:t xml:space="preserve">[10] 7 Lưu Ý Quan Trọng Để Có Một Chiến Lược KPI Hiệu Quả - https://fieldcheck.biz/vn/library/kpi.html</w:t>
+      </w:r>
+    </w:p>
+    <w:bookmarkEnd w:id="41"/>
+    <w:bookmarkEnd w:id="42"/>
+    <w:bookmarkEnd w:id="43"/>
+    <w:bookmarkStart w:id="45" w:name="X5bad44e48b6f78e5a1c01048b2610cb34316d5f"/>
+    <w:p>
+      <w:pPr>
+        <w:pStyle w:val="Heading1"/>
+      </w:pPr>
+      <w:r>
+        <w:t xml:space="preserve">Phân tích chuyên sâu về xu hướng năng suất của NVPTTT của GHN trong từ 2019-2024</w:t>
+      </w:r>
+    </w:p>
+    <w:p>
+      <w:pPr>
+        <w:pStyle w:val="FirstParagraph"/>
+      </w:pPr>
+      <w:r>
+        <w:t xml:space="preserve">Trong bối cảnh ngày càng cạnh tranh trong lĩnh vực logistics, báo cáo này phân tích xu hướng năng suất của nhân viên vận tải tại GHN từ năm 2019 đến 2024. Các yếu tố như quy mô sản lượng, mật độ đơn hàng và độ phủ của bưu cục đã được xem xét kỹ lưỡng để hiểu rõ tác động của chúng tới năng suất. Ngoài ra, nghiên cứu cũng chỉ ra các yếu tố bổ sung như công nghệ và chính sách nội bộ đóng vai trò quan trọng trong việc gia tăng năng suất. Các giải pháp và kế hoạch chiến lược được đề xuất nhằm đạt mục tiêu cải thiện năng suất lên 15% trong ba quý tới.</w:t>
+      </w:r>
+    </w:p>
+    <w:bookmarkStart w:id="44" w:name="kết-luận-1"/>
+    <w:p>
+      <w:pPr>
+        <w:pStyle w:val="Heading2"/>
+      </w:pPr>
+      <w:r>
+        <w:t xml:space="preserve">Kết luận</w:t>
+      </w:r>
+    </w:p>
+    <w:p>
+      <w:pPr>
+        <w:pStyle w:val="FirstParagraph"/>
+      </w:pPr>
+      <w:r>
+        <w:t xml:space="preserve">Báo cáo này đã tổng hợp những tác động mạnh mẽ của quy mô sản lượng, mật độ đơn hàng và độ phủ của bưu cục đến năng suất của GHN. Dữ liệu cho thấy, từ năm 2019 đến 2023, năng suất đã có sự cải thiện từ 190 triệu VND lên 199,3 triệu VND mỗi công nhân, tuy nhiên vẫn còn nhiều thách thức so với các quốc gia trong khu vực. Những nỗ lực để cải thiện không chỉ cần tập trung vào việc mở rộng quy mô sản xuất và tối ưu hóa các quy trình logistics mà còn phải chú trọng vào công nghệ và đào tạo nhân viên.</w:t>
+      </w:r>
+    </w:p>
+    <w:tbl>
+      <w:tblPr>
+        <w:tblStyle w:val="Table"/>
+        <w:tblW w:type="pct" w:w="5000"/>
+        <w:tblLayout w:type="fixed"/>
+        <w:tblLook w:firstRow="1" w:lastRow="0" w:firstColumn="0" w:lastColumn="0" w:noHBand="0" w:noVBand="0" w:val="0020"/>
+      </w:tblPr>
+      <w:tblGrid>
+        <w:gridCol w:w="2515"/>
+        <w:gridCol w:w="1770"/>
+        <w:gridCol w:w="3633"/>
+      </w:tblGrid>
+      <w:tr>
+        <w:trPr>
+          <w:tblHeader w:val="on"/>
+        </w:trPr>
+        <w:tc>
+          <w:tcPr/>
+          <w:p>
+            <w:pPr>
+              <w:pStyle w:val="Compact"/>
+            </w:pPr>
+            <w:r>
+              <w:t xml:space="preserve">Yếu tố</w:t>
+            </w:r>
+          </w:p>
+        </w:tc>
+        <w:tc>
+          <w:tcPr/>
+          <w:p>
+            <w:pPr>
+              <w:pStyle w:val="Compact"/>
+            </w:pPr>
+            <w:r>
+              <w:t xml:space="preserve">Tác động</w:t>
+            </w:r>
+          </w:p>
+        </w:tc>
+        <w:tc>
+          <w:tcPr/>
+          <w:p>
+            <w:pPr>
+              <w:pStyle w:val="Compact"/>
+            </w:pPr>
+            <w:r>
+              <w:t xml:space="preserve">Kế hoạch hành động</w:t>
+            </w:r>
+          </w:p>
+        </w:tc>
+      </w:tr>
+      <w:tr>
+        <w:tc>
+          <w:tcPr/>
+          <w:p>
+            <w:pPr>
+              <w:pStyle w:val="Compact"/>
+            </w:pPr>
+            <w:r>
+              <w:t xml:space="preserve">Quy mô sản lượng</w:t>
+            </w:r>
+          </w:p>
+        </w:tc>
+        <w:tc>
+          <w:tcPr/>
+          <w:p>
+            <w:pPr>
+              <w:pStyle w:val="Compact"/>
+            </w:pPr>
+            <w:r>
+              <w:t xml:space="preserve">Tăng hiệu quả</w:t>
+            </w:r>
+          </w:p>
+        </w:tc>
+        <w:tc>
+          <w:tcPr/>
+          <w:p>
+            <w:pPr>
+              <w:pStyle w:val="Compact"/>
+            </w:pPr>
+            <w:r>
+              <w:t xml:space="preserve">Tối ưu hóa quy trình vận chuyển</w:t>
+            </w:r>
+          </w:p>
+        </w:tc>
+      </w:tr>
+      <w:tr>
+        <w:tc>
+          <w:tcPr/>
+          <w:p>
+            <w:pPr>
+              <w:pStyle w:val="Compact"/>
+            </w:pPr>
+            <w:r>
+              <w:t xml:space="preserve">Mật độ đơn hàng</w:t>
+            </w:r>
+          </w:p>
+        </w:tc>
+        <w:tc>
+          <w:tcPr/>
+          <w:p>
+            <w:pPr>
+              <w:pStyle w:val="Compact"/>
+            </w:pPr>
+            <w:r>
+              <w:t xml:space="preserve">Cải thiện tốc độ</w:t>
+            </w:r>
+          </w:p>
+        </w:tc>
+        <w:tc>
+          <w:tcPr/>
+          <w:p>
+            <w:pPr>
+              <w:pStyle w:val="Compact"/>
+            </w:pPr>
+            <w:r>
+              <w:t xml:space="preserve">Áp dụng hệ thống TMS cải tiến</w:t>
+            </w:r>
+          </w:p>
+        </w:tc>
+      </w:tr>
+      <w:tr>
+        <w:tc>
+          <w:tcPr/>
+          <w:p>
+            <w:pPr>
+              <w:pStyle w:val="Compact"/>
+            </w:pPr>
+            <w:r>
+              <w:t xml:space="preserve">Độ phủ bưu cục</w:t>
+            </w:r>
+          </w:p>
+        </w:tc>
+        <w:tc>
+          <w:tcPr/>
+          <w:p>
+            <w:pPr>
+              <w:pStyle w:val="Compact"/>
+            </w:pPr>
+            <w:r>
+              <w:t xml:space="preserve">Tăng trưởng doanh thu</w:t>
+            </w:r>
+          </w:p>
+        </w:tc>
+        <w:tc>
+          <w:tcPr/>
+          <w:p>
+            <w:pPr>
+              <w:pStyle w:val="Compact"/>
+            </w:pPr>
+            <w:r>
+              <w:t xml:space="preserve">Mở rộng mạng lưới văn phòng</w:t>
+            </w:r>
+          </w:p>
+        </w:tc>
+      </w:tr>
+      <w:tr>
+        <w:tc>
+          <w:tcPr/>
+          <w:p>
+            <w:pPr>
+              <w:pStyle w:val="Compact"/>
+            </w:pPr>
+            <w:r>
+              <w:t xml:space="preserve">Công nghệ</w:t>
+            </w:r>
+          </w:p>
+        </w:tc>
+        <w:tc>
+          <w:tcPr/>
+          <w:p>
+            <w:pPr>
+              <w:pStyle w:val="Compact"/>
+            </w:pPr>
+            <w:r>
+              <w:t xml:space="preserve">Nâng cao năng lực</w:t>
+            </w:r>
+          </w:p>
+        </w:tc>
+        <w:tc>
+          <w:tcPr/>
+          <w:p>
+            <w:pPr>
+              <w:pStyle w:val="Compact"/>
+            </w:pPr>
+            <w:r>
+              <w:t xml:space="preserve">Đầu tư vào công nghệ mới</w:t>
+            </w:r>
+          </w:p>
+        </w:tc>
+      </w:tr>
+      <w:tr>
+        <w:tc>
+          <w:tcPr/>
+          <w:p>
+            <w:pPr>
+              <w:pStyle w:val="Compact"/>
+            </w:pPr>
+            <w:r>
+              <w:t xml:space="preserve">Đào tạo nhân viên</w:t>
+            </w:r>
+          </w:p>
+        </w:tc>
+        <w:tc>
+          <w:tcPr/>
+          <w:p>
+            <w:pPr>
+              <w:pStyle w:val="Compact"/>
+            </w:pPr>
+            <w:r>
+              <w:t xml:space="preserve">Giảm chi phí</w:t>
+            </w:r>
+          </w:p>
+        </w:tc>
+        <w:tc>
+          <w:tcPr/>
+          <w:p>
+            <w:pPr>
+              <w:pStyle w:val="Compact"/>
+            </w:pPr>
+            <w:r>
+              <w:t xml:space="preserve">Tổ chức các chương trình đào tạo</w:t>
+            </w:r>
+          </w:p>
+        </w:tc>
+      </w:tr>
+    </w:tbl>
+    <w:p>
+      <w:pPr>
+        <w:pStyle w:val="BodyText"/>
+      </w:pPr>
+      <w:r>
+        <w:t xml:space="preserve">Để đạt được mục tiêu tăng trưởng 15%, GHN cần triển khai các kế hoạch cụ thể và theo dõi thường xuyên hiệu suất qua các KPI đã đề xuất. Việc định hướng phát triển tầm xa sẽ tuân thủ theo xu hướng hiện tại và đáp ứng kịp thời với nhu cầu của thị trường.</w:t>
+      </w:r>
+    </w:p>
+    <w:bookmarkEnd w:id="44"/>
+    <w:bookmarkEnd w:id="45"/>
     <w:sectPr>
       <w:footnotePr>
         <w:numRestart w:val="eachSect"/>
@@ -360,8 +2154,268 @@
       </w:pPr>
     </w:lvl>
   </w:abstractNum>
+  <w:abstractNum w:abstractNumId="99411">
+    <w:nsid w:val="00A99411"/>
+    <w:multiLevelType w:val="multilevel"/>
+    <w:lvl w:ilvl="0">
+      <w:start w:val="1"/>
+      <w:numFmt w:val="decimal"/>
+      <w:lvlText w:val="%1."/>
+      <w:lvlJc w:val="left"/>
+      <w:pPr>
+        <w:ind w:left="720" w:hanging="360"/>
+      </w:pPr>
+    </w:lvl>
+    <w:lvl w:ilvl="1">
+      <w:start w:val="1"/>
+      <w:numFmt w:val="decimal"/>
+      <w:lvlText w:val="%2."/>
+      <w:lvlJc w:val="left"/>
+      <w:pPr>
+        <w:ind w:left="1440" w:hanging="360"/>
+      </w:pPr>
+    </w:lvl>
+    <w:lvl w:ilvl="2">
+      <w:start w:val="1"/>
+      <w:numFmt w:val="decimal"/>
+      <w:lvlText w:val="%3."/>
+      <w:lvlJc w:val="left"/>
+      <w:pPr>
+        <w:ind w:left="2160" w:hanging="360"/>
+      </w:pPr>
+    </w:lvl>
+    <w:lvl w:ilvl="3">
+      <w:start w:val="1"/>
+      <w:numFmt w:val="decimal"/>
+      <w:lvlText w:val="%4."/>
+      <w:lvlJc w:val="left"/>
+      <w:pPr>
+        <w:ind w:left="2880" w:hanging="360"/>
+      </w:pPr>
+    </w:lvl>
+    <w:lvl w:ilvl="4">
+      <w:start w:val="1"/>
+      <w:numFmt w:val="decimal"/>
+      <w:lvlText w:val="%5."/>
+      <w:lvlJc w:val="left"/>
+      <w:pPr>
+        <w:ind w:left="3600" w:hanging="360"/>
+      </w:pPr>
+    </w:lvl>
+    <w:lvl w:ilvl="5">
+      <w:start w:val="1"/>
+      <w:numFmt w:val="decimal"/>
+      <w:lvlText w:val="%6."/>
+      <w:lvlJc w:val="left"/>
+      <w:pPr>
+        <w:ind w:left="4320" w:hanging="360"/>
+      </w:pPr>
+    </w:lvl>
+    <w:lvl w:ilvl="6">
+      <w:start w:val="1"/>
+      <w:numFmt w:val="decimal"/>
+      <w:lvlText w:val="%7."/>
+      <w:lvlJc w:val="left"/>
+      <w:pPr>
+        <w:ind w:left="5040" w:hanging="360"/>
+      </w:pPr>
+    </w:lvl>
+    <w:lvl w:ilvl="7">
+      <w:start w:val="1"/>
+      <w:numFmt w:val="decimal"/>
+      <w:lvlText w:val="%8."/>
+      <w:lvlJc w:val="left"/>
+      <w:pPr>
+        <w:ind w:left="5760" w:hanging="360"/>
+      </w:pPr>
+    </w:lvl>
+    <w:lvl w:ilvl="8">
+      <w:start w:val="1"/>
+      <w:numFmt w:val="decimal"/>
+      <w:lvlText w:val="%9."/>
+      <w:lvlJc w:val="left"/>
+      <w:pPr>
+        <w:ind w:left="6480" w:hanging="360"/>
+      </w:pPr>
+    </w:lvl>
+  </w:abstractNum>
+  <w:abstractNum w:abstractNumId="991">
+    <w:nsid w:val="0000A991"/>
+    <w:multiLevelType w:val="multilevel"/>
+    <w:lvl w:ilvl="0">
+      <w:numFmt w:val="bullet"/>
+      <w:lvlText w:val=""/>
+      <w:lvlJc w:val="left"/>
+      <w:pPr>
+        <w:ind w:left="720" w:hanging="360"/>
+      </w:pPr>
+      <w:rPr>
+        <w:rFonts w:ascii="Symbol" w:hAnsi="Symbol" w:cs="Symbol" w:hint="default"/>
+      </w:rPr>
+    </w:lvl>
+    <w:lvl w:ilvl="1">
+      <w:numFmt w:val="bullet"/>
+      <w:lvlText w:val="o"/>
+      <w:lvlJc w:val="left"/>
+      <w:pPr>
+        <w:ind w:left="1440" w:hanging="360"/>
+      </w:pPr>
+      <w:rPr>
+        <w:rFonts w:ascii="Courier New" w:hAnsi="Courier New" w:cs="Courier New" w:hint="default"/>
+      </w:rPr>
+    </w:lvl>
+    <w:lvl w:ilvl="2">
+      <w:numFmt w:val="bullet"/>
+      <w:lvlText w:val=""/>
+      <w:lvlJc w:val="left"/>
+      <w:pPr>
+        <w:ind w:left="2160" w:hanging="360"/>
+      </w:pPr>
+      <w:rPr>
+        <w:rFonts w:ascii="Wingdings" w:hAnsi="Wingdings" w:cs="Wingdings" w:hint="default"/>
+      </w:rPr>
+    </w:lvl>
+    <w:lvl w:ilvl="3">
+      <w:numFmt w:val="bullet"/>
+      <w:lvlText w:val=""/>
+      <w:lvlJc w:val="left"/>
+      <w:pPr>
+        <w:ind w:left="2880" w:hanging="360"/>
+      </w:pPr>
+      <w:rPr>
+        <w:rFonts w:ascii="Symbol" w:hAnsi="Symbol" w:cs="Symbol" w:hint="default"/>
+      </w:rPr>
+    </w:lvl>
+    <w:lvl w:ilvl="4">
+      <w:numFmt w:val="bullet"/>
+      <w:lvlText w:val="o"/>
+      <w:lvlJc w:val="left"/>
+      <w:pPr>
+        <w:ind w:left="3600" w:hanging="360"/>
+      </w:pPr>
+      <w:rPr>
+        <w:rFonts w:ascii="Courier New" w:hAnsi="Courier New" w:cs="Courier New" w:hint="default"/>
+      </w:rPr>
+    </w:lvl>
+    <w:lvl w:ilvl="5">
+      <w:numFmt w:val="bullet"/>
+      <w:lvlText w:val=""/>
+      <w:lvlJc w:val="left"/>
+      <w:pPr>
+        <w:ind w:left="4320" w:hanging="360"/>
+      </w:pPr>
+      <w:rPr>
+        <w:rFonts w:ascii="Wingdings" w:hAnsi="Wingdings" w:cs="Wingdings" w:hint="default"/>
+      </w:rPr>
+    </w:lvl>
+    <w:lvl w:ilvl="6">
+      <w:numFmt w:val="bullet"/>
+      <w:lvlText w:val=""/>
+      <w:lvlJc w:val="left"/>
+      <w:pPr>
+        <w:ind w:left="5040" w:hanging="360"/>
+      </w:pPr>
+      <w:rPr>
+        <w:rFonts w:ascii="Symbol" w:hAnsi="Symbol" w:cs="Symbol" w:hint="default"/>
+      </w:rPr>
+    </w:lvl>
+    <w:lvl w:ilvl="7">
+      <w:numFmt w:val="bullet"/>
+      <w:lvlText w:val="o"/>
+      <w:lvlJc w:val="left"/>
+      <w:pPr>
+        <w:ind w:left="5760" w:hanging="360"/>
+      </w:pPr>
+      <w:rPr>
+        <w:rFonts w:ascii="Courier New" w:hAnsi="Courier New" w:cs="Courier New" w:hint="default"/>
+      </w:rPr>
+    </w:lvl>
+    <w:lvl w:ilvl="8">
+      <w:numFmt w:val="bullet"/>
+      <w:lvlText w:val=""/>
+      <w:lvlJc w:val="left"/>
+      <w:pPr>
+        <w:ind w:left="6480" w:hanging="360"/>
+      </w:pPr>
+      <w:rPr>
+        <w:rFonts w:ascii="Wingdings" w:hAnsi="Wingdings" w:cs="Wingdings" w:hint="default"/>
+      </w:rPr>
+    </w:lvl>
+  </w:abstractNum>
   <w:num w:numId="1000">
     <w:abstractNumId w:val="990"/>
+  </w:num>
+  <w:num w:numId="1001">
+    <w:abstractNumId w:val="99411"/>
+    <w:lvlOverride w:ilvl="0">
+      <w:startOverride w:val="1"/>
+    </w:lvlOverride>
+    <w:lvlOverride w:ilvl="1">
+      <w:startOverride w:val="1"/>
+    </w:lvlOverride>
+    <w:lvlOverride w:ilvl="2">
+      <w:startOverride w:val="1"/>
+    </w:lvlOverride>
+    <w:lvlOverride w:ilvl="3">
+      <w:startOverride w:val="1"/>
+    </w:lvlOverride>
+    <w:lvlOverride w:ilvl="4">
+      <w:startOverride w:val="1"/>
+    </w:lvlOverride>
+    <w:lvlOverride w:ilvl="5">
+      <w:startOverride w:val="1"/>
+    </w:lvlOverride>
+    <w:lvlOverride w:ilvl="6">
+      <w:startOverride w:val="1"/>
+    </w:lvlOverride>
+    <w:lvlOverride w:ilvl="7">
+      <w:startOverride w:val="1"/>
+    </w:lvlOverride>
+    <w:lvlOverride w:ilvl="8">
+      <w:startOverride w:val="1"/>
+    </w:lvlOverride>
+  </w:num>
+  <w:num w:numId="1002">
+    <w:abstractNumId w:val="99411"/>
+    <w:lvlOverride w:ilvl="0">
+      <w:startOverride w:val="1"/>
+    </w:lvlOverride>
+    <w:lvlOverride w:ilvl="1">
+      <w:startOverride w:val="1"/>
+    </w:lvlOverride>
+    <w:lvlOverride w:ilvl="2">
+      <w:startOverride w:val="1"/>
+    </w:lvlOverride>
+    <w:lvlOverride w:ilvl="3">
+      <w:startOverride w:val="1"/>
+    </w:lvlOverride>
+    <w:lvlOverride w:ilvl="4">
+      <w:startOverride w:val="1"/>
+    </w:lvlOverride>
+    <w:lvlOverride w:ilvl="5">
+      <w:startOverride w:val="1"/>
+    </w:lvlOverride>
+    <w:lvlOverride w:ilvl="6">
+      <w:startOverride w:val="1"/>
+    </w:lvlOverride>
+    <w:lvlOverride w:ilvl="7">
+      <w:startOverride w:val="1"/>
+    </w:lvlOverride>
+    <w:lvlOverride w:ilvl="8">
+      <w:startOverride w:val="1"/>
+    </w:lvlOverride>
+  </w:num>
+  <w:num w:numId="1003">
+    <w:abstractNumId w:val="991"/>
+  </w:num>
+  <w:num w:numId="1004">
+    <w:abstractNumId w:val="991"/>
+  </w:num>
+  <w:num w:numId="1005">
+    <w:abstractNumId w:val="991"/>
+  </w:num>
+  <w:num w:numId="1006">
+    <w:abstractNumId w:val="991"/>
   </w:num>
 </w:numbering>
 </file>
